--- a/docs/ТЗ.docx
+++ b/docs/ТЗ.docx
@@ -1,6 +1,6 @@
 
 <file path=word/document.xml><?xml version="1.0" encoding="utf-8"?>
-<w:document xmlns:wpc="http://schemas.microsoft.com/office/word/2010/wordprocessingCanvas" xmlns:cx="http://schemas.microsoft.com/office/drawing/2014/chartex" xmlns:cx1="http://schemas.microsoft.com/office/drawing/2015/9/8/chartex" xmlns:cx2="http://schemas.microsoft.com/office/drawing/2015/10/21/chartex" xmlns:cx3="http://schemas.microsoft.com/office/drawing/2016/5/9/chartex" xmlns:cx4="http://schemas.microsoft.com/office/drawing/2016/5/10/chartex" xmlns:cx5="http://schemas.microsoft.com/office/drawing/2016/5/11/chartex" xmlns:cx6="http://schemas.microsoft.com/office/drawing/2016/5/12/chartex" xmlns:cx7="http://schemas.microsoft.com/office/drawing/2016/5/13/chartex" xmlns:cx8="http://schemas.microsoft.com/office/drawing/2016/5/14/chartex" xmlns:mc="http://schemas.openxmlformats.org/markup-compatibility/2006" xmlns:aink="http://schemas.microsoft.com/office/drawing/2016/ink" xmlns:am3d="http://schemas.microsoft.com/office/drawing/2017/model3d" xmlns:o="urn:schemas-microsoft-com:office:office" xmlns:oel="http://schemas.microsoft.com/office/2019/extlst" xmlns:r="http://schemas.openxmlformats.org/officeDocument/2006/relationships" xmlns:m="http://schemas.openxmlformats.org/officeDocument/2006/math" xmlns:v="urn:schemas-microsoft-com:vml" xmlns:wp14="http://schemas.microsoft.com/office/word/2010/wordprocessingDrawing" xmlns:wp="http://schemas.openxmlformats.org/drawingml/2006/wordprocessingDrawing" xmlns:w10="urn:schemas-microsoft-com:office:word" xmlns:w="http://schemas.openxmlformats.org/wordprocessingml/2006/main" xmlns:w14="http://schemas.microsoft.com/office/word/2010/wordml" xmlns:w15="http://schemas.microsoft.com/office/word/2012/wordml" xmlns:w16cei="http://schemas.microsoft.com/office/word/2026/wordml/cei" xmlns:w16cex="http://schemas.microsoft.com/office/word/2018/wordml/cex" xmlns:w16cid="http://schemas.microsoft.com/office/word/2016/wordml/cid" xmlns:w16="http://schemas.microsoft.com/office/word/2018/wordml" xmlns:w16du="http://schemas.microsoft.com/office/word/2023/wordml/word16du" xmlns:w16sdtdh="http://schemas.microsoft.com/office/word/2020/wordml/sdtdatahash" xmlns:w16sdtfl="http://schemas.microsoft.com/office/word/2024/wordml/sdtformatlock" xmlns:w16se="http://schemas.microsoft.com/office/word/2015/wordml/symex" xmlns:wpg="http://schemas.microsoft.com/office/word/2010/wordprocessingGroup" xmlns:wpi="http://schemas.microsoft.com/office/word/2010/wordprocessingInk" xmlns:wne="http://schemas.microsoft.com/office/word/2006/wordml" xmlns:wps="http://schemas.microsoft.com/office/word/2010/wordprocessingShape" mc:Ignorable="w14 w15 w16se w16cid w16 w16cex w16sdtdh w16sdtfl w16du wp14">
+<w:document xmlns:wpc="http://schemas.microsoft.com/office/word/2010/wordprocessingCanvas" xmlns:cx="http://schemas.microsoft.com/office/drawing/2014/chartex" xmlns:cx1="http://schemas.microsoft.com/office/drawing/2015/9/8/chartex" xmlns:cx2="http://schemas.microsoft.com/office/drawing/2015/10/21/chartex" xmlns:cx3="http://schemas.microsoft.com/office/drawing/2016/5/9/chartex" xmlns:cx4="http://schemas.microsoft.com/office/drawing/2016/5/10/chartex" xmlns:cx5="http://schemas.microsoft.com/office/drawing/2016/5/11/chartex" xmlns:cx6="http://schemas.microsoft.com/office/drawing/2016/5/12/chartex" xmlns:cx7="http://schemas.microsoft.com/office/drawing/2016/5/13/chartex" xmlns:cx8="http://schemas.microsoft.com/office/drawing/2016/5/14/chartex" xmlns:mc="http://schemas.openxmlformats.org/markup-compatibility/2006" xmlns:aink="http://schemas.microsoft.com/office/drawing/2016/ink" xmlns:am3d="http://schemas.microsoft.com/office/drawing/2017/model3d" xmlns:o="urn:schemas-microsoft-com:office:office" xmlns:oel="http://schemas.microsoft.com/office/2019/extlst" xmlns:r="http://schemas.openxmlformats.org/officeDocument/2006/relationships" xmlns:m="http://schemas.openxmlformats.org/officeDocument/2006/math" xmlns:v="urn:schemas-microsoft-com:vml" xmlns:wp14="http://schemas.microsoft.com/office/word/2010/wordprocessingDrawing" xmlns:wp="http://schemas.openxmlformats.org/drawingml/2006/wordprocessingDrawing" xmlns:w10="urn:schemas-microsoft-com:office:word" xmlns:w="http://schemas.openxmlformats.org/wordprocessingml/2006/main" xmlns:w14="http://schemas.microsoft.com/office/word/2010/wordml" xmlns:w15="http://schemas.microsoft.com/office/word/2012/wordml" xmlns:w16cex="http://schemas.microsoft.com/office/word/2018/wordml/cex" xmlns:w16cid="http://schemas.microsoft.com/office/word/2016/wordml/cid" xmlns:w16="http://schemas.microsoft.com/office/word/2018/wordml" xmlns:w16du="http://schemas.microsoft.com/office/word/2023/wordml/word16du" xmlns:w16sdtdh="http://schemas.microsoft.com/office/word/2020/wordml/sdtdatahash" xmlns:w16sdtfl="http://schemas.microsoft.com/office/word/2024/wordml/sdtformatlock" xmlns:w16se="http://schemas.microsoft.com/office/word/2015/wordml/symex" xmlns:wpg="http://schemas.microsoft.com/office/word/2010/wordprocessingGroup" xmlns:wpi="http://schemas.microsoft.com/office/word/2010/wordprocessingInk" xmlns:wne="http://schemas.microsoft.com/office/word/2006/wordml" xmlns:wps="http://schemas.microsoft.com/office/word/2010/wordprocessingShape" mc:Ignorable="w14 w15 w16se w16cid w16 w16cex w16sdtdh w16sdtfl w16du wp14">
   <w:body>
     <w:p>
       <w:pPr>
@@ -558,7 +558,7 @@
               </wp:anchor>
             </w:drawing>
           </mc:Choice>
-          <mc:Fallback>
+          <mc:Fallback xmlns:w16cei="http://schemas.microsoft.com/office/word/2026/wordml/cei">
             <w:pict>
               <v:group w14:anchorId="4749D099" id="Group 125" o:spid="_x0000_s1026" style="position:absolute;margin-left:85pt;margin-top:26.2pt;width:460.65pt;height:1.45pt;z-index:-16837120;mso-wrap-distance-left:0;mso-wrap-distance-right:0;mso-position-horizontal-relative:page" coordsize="58502,184" o:gfxdata="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">
                 <v:shape id="Graphic 126" o:spid="_x0000_s1027" style="position:absolute;top:91;width:17760;height:95;visibility:visible;mso-wrap-style:square;v-text-anchor:top" coordsize="1776095,9525" o:gfxdata="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" path="m1775714,l,,,9143r1775714,l1775714,xe" fillcolor="black" stroked="f">
@@ -829,7 +829,7 @@
               </wp:anchor>
             </w:drawing>
           </mc:Choice>
-          <mc:Fallback>
+          <mc:Fallback xmlns:w16cei="http://schemas.microsoft.com/office/word/2026/wordml/cei">
             <w:pict>
               <v:group w14:anchorId="40663F8B" id="Group 129" o:spid="_x0000_s1026" style="position:absolute;margin-left:103pt;margin-top:14pt;width:434.85pt;height:1.45pt;z-index:-16836608;mso-wrap-distance-left:0;mso-wrap-distance-right:0;mso-position-horizontal-relative:page" coordsize="55225,184" o:gfxdata="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">
                 <v:shape id="Graphic 130" o:spid="_x0000_s1027" style="position:absolute;top:91;width:20288;height:95;visibility:visible;mso-wrap-style:square;v-text-anchor:top" coordsize="2028825,9525" o:gfxdata="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" path="m2028698,l,,,9144r2028698,l2028698,xe" fillcolor="black" stroked="f">
@@ -1035,7 +1035,7 @@
               </wp:anchor>
             </w:drawing>
           </mc:Choice>
-          <mc:Fallback>
+          <mc:Fallback xmlns:w16cei="http://schemas.microsoft.com/office/word/2026/wordml/cei">
             <w:pict>
               <v:group w14:anchorId="2E6F84A5" id="Group 132" o:spid="_x0000_s1026" style="position:absolute;margin-left:103pt;margin-top:16.9pt;width:434.6pt;height:1.45pt;z-index:-16836096;mso-wrap-distance-left:0;mso-wrap-distance-right:0;mso-position-horizontal-relative:page" coordsize="55194,184" o:gfxdata="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">
                 <v:shape id="Graphic 133" o:spid="_x0000_s1027" style="position:absolute;top:91;width:33064;height:95;visibility:visible;mso-wrap-style:square;v-text-anchor:top" coordsize="3306445,9525" o:gfxdata="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" path="m3306191,l,,,9144r3306191,l3306191,xe" fillcolor="black" stroked="f">
@@ -1258,7 +1258,7 @@
               </wp:anchor>
             </w:drawing>
           </mc:Choice>
-          <mc:Fallback>
+          <mc:Fallback xmlns:w16cei="http://schemas.microsoft.com/office/word/2026/wordml/cei">
             <w:pict>
               <v:group w14:anchorId="05A0130B" id="Group 135" o:spid="_x0000_s1026" style="position:absolute;margin-left:103pt;margin-top:16.9pt;width:435.1pt;height:1.45pt;z-index:-16835584;mso-wrap-distance-left:0;mso-wrap-distance-right:0;mso-position-horizontal-relative:page" coordsize="55257,184" o:gfxdata="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">
                 <v:shape id="Graphic 136" o:spid="_x0000_s1027" style="position:absolute;top:91;width:47758;height:95;visibility:visible;mso-wrap-style:square;v-text-anchor:top" coordsize="4775835,9525" o:gfxdata="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" path="m4775581,l,,,9144r4775581,l4775581,xe" fillcolor="black" stroked="f">
@@ -1520,7 +1520,7 @@
               </wp:anchor>
             </w:drawing>
           </mc:Choice>
-          <mc:Fallback>
+          <mc:Fallback xmlns:w16cei="http://schemas.microsoft.com/office/word/2026/wordml/cei">
             <w:pict>
               <v:group w14:anchorId="61E363F7" id="Group 138" o:spid="_x0000_s1026" style="position:absolute;margin-left:103pt;margin-top:16.9pt;width:435.35pt;height:1.45pt;z-index:-16835072;mso-wrap-distance-left:0;mso-wrap-distance-right:0;mso-position-horizontal-relative:page" coordsize="55289,184" o:gfxdata="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">
                 <v:shape id="Graphic 139" o:spid="_x0000_s1027" style="position:absolute;top:91;width:48152;height:95;visibility:visible;mso-wrap-style:square;v-text-anchor:top" coordsize="4815205,9525" o:gfxdata="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" path="m4815205,l,,,9144r4815205,l4815205,xe" fillcolor="black" stroked="f">
@@ -1809,7 +1809,7 @@
               </wp:anchor>
             </w:drawing>
           </mc:Choice>
-          <mc:Fallback>
+          <mc:Fallback xmlns:w16cei="http://schemas.microsoft.com/office/word/2026/wordml/cei">
             <w:pict>
               <v:group w14:anchorId="54F2A16A" id="Group 141" o:spid="_x0000_s1026" style="position:absolute;margin-left:85pt;margin-top:32.85pt;width:452.25pt;height:1.6pt;z-index:-16834560;mso-wrap-distance-left:0;mso-wrap-distance-right:0;mso-position-horizontal-relative:page" coordsize="57435,203" o:gfxdata="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">
                 <v:shape id="Graphic 142" o:spid="_x0000_s1027" style="position:absolute;top:106;width:8966;height:95;visibility:visible;mso-wrap-style:square;v-text-anchor:top" coordsize="896619,9525" o:gfxdata="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" path="m896111,l,,,9144r896111,l896111,xe" fillcolor="black" stroked="f">
@@ -2008,7 +2008,7 @@
               </wp:anchor>
             </w:drawing>
           </mc:Choice>
-          <mc:Fallback>
+          <mc:Fallback xmlns:w16cei="http://schemas.microsoft.com/office/word/2026/wordml/cei">
             <w:pict>
               <v:group w14:anchorId="12A1E60D" id="Group 144" o:spid="_x0000_s1026" style="position:absolute;margin-left:103pt;margin-top:16.8pt;width:435.7pt;height:1.6pt;z-index:-16834048;mso-wrap-distance-left:0;mso-wrap-distance-right:0;mso-position-horizontal-relative:page" coordsize="55333,203" o:gfxdata="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">
                 <v:shape id="Graphic 145" o:spid="_x0000_s1027" style="position:absolute;top:106;width:16738;height:95;visibility:visible;mso-wrap-style:square;v-text-anchor:top" coordsize="1673860,9525" o:gfxdata="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" path="m1673605,l,,,9144r1673605,l1673605,xe" fillcolor="black" stroked="f">
@@ -2218,7 +2218,7 @@
               </wp:anchor>
             </w:drawing>
           </mc:Choice>
-          <mc:Fallback>
+          <mc:Fallback xmlns:w16cei="http://schemas.microsoft.com/office/word/2026/wordml/cei">
             <w:pict>
               <v:group w14:anchorId="53EC4151" id="Group 147" o:spid="_x0000_s1026" style="position:absolute;margin-left:103pt;margin-top:16.9pt;width:435.2pt;height:1.6pt;z-index:-16833536;mso-wrap-distance-left:0;mso-wrap-distance-right:0;mso-position-horizontal-relative:page" coordsize="55270,203" o:gfxdata="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">
                 <v:shape id="Graphic 148" o:spid="_x0000_s1027" style="position:absolute;top:106;width:14484;height:95;visibility:visible;mso-wrap-style:square;v-text-anchor:top" coordsize="1448435,9525" o:gfxdata="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" path="m1448054,l,,,9144r1448054,l1448054,xe" fillcolor="black" stroked="f">
@@ -2416,7 +2416,7 @@
               </wp:anchor>
             </w:drawing>
           </mc:Choice>
-          <mc:Fallback>
+          <mc:Fallback xmlns:w16cei="http://schemas.microsoft.com/office/word/2026/wordml/cei">
             <w:pict>
               <v:group w14:anchorId="0066A3CD" id="Group 150" o:spid="_x0000_s1026" style="position:absolute;margin-left:85pt;margin-top:16.8pt;width:453.7pt;height:1.6pt;z-index:-16833024;mso-wrap-distance-left:0;mso-wrap-distance-right:0;mso-position-horizontal-relative:page" coordsize="57619,203" o:gfxdata="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">
                 <v:shape id="Graphic 151" o:spid="_x0000_s1027" style="position:absolute;top:106;width:46170;height:95;visibility:visible;mso-wrap-style:square;v-text-anchor:top" coordsize="4617085,9525" o:gfxdata="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" path="m4617085,l,,,9144r4617085,l4617085,xe" fillcolor="black" stroked="f">
@@ -2639,7 +2639,7 @@
               </wp:anchor>
             </w:drawing>
           </mc:Choice>
-          <mc:Fallback>
+          <mc:Fallback xmlns:w16cei="http://schemas.microsoft.com/office/word/2026/wordml/cei">
             <w:pict>
               <v:group w14:anchorId="7C03D0A5" id="Group 153" o:spid="_x0000_s1026" style="position:absolute;margin-left:103pt;margin-top:16.8pt;width:434.85pt;height:1.6pt;z-index:-16832512;mso-wrap-distance-left:0;mso-wrap-distance-right:0;mso-position-horizontal-relative:page" coordsize="55225,203" o:gfxdata="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">
                 <v:shape id="Graphic 154" o:spid="_x0000_s1027" style="position:absolute;top:106;width:30168;height:95;visibility:visible;mso-wrap-style:square;v-text-anchor:top" coordsize="3016885,9525" o:gfxdata="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" path="m3016630,l,,,9144r3016630,l3016630,xe" fillcolor="black" stroked="f">
@@ -2934,7 +2934,7 @@
               </wp:anchor>
             </w:drawing>
           </mc:Choice>
-          <mc:Fallback>
+          <mc:Fallback xmlns:w16cei="http://schemas.microsoft.com/office/word/2026/wordml/cei">
             <w:pict>
               <v:group w14:anchorId="38A03B80" id="Group 156" o:spid="_x0000_s1026" style="position:absolute;margin-left:103pt;margin-top:16.75pt;width:435.7pt;height:1.6pt;z-index:-16832000;mso-wrap-distance-left:0;mso-wrap-distance-right:0;mso-position-horizontal-relative:page" coordsize="55333,203" o:gfxdata="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">
                 <v:shape id="Graphic 157" o:spid="_x0000_s1027" style="position:absolute;top:106;width:43230;height:95;visibility:visible;mso-wrap-style:square;v-text-anchor:top" coordsize="4323080,9525" o:gfxdata="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" path="m4322699,l,,,9144r4322699,l4322699,xe" fillcolor="black" stroked="f">
@@ -3186,7 +3186,7 @@
               </wp:anchor>
             </w:drawing>
           </mc:Choice>
-          <mc:Fallback>
+          <mc:Fallback xmlns:w16cei="http://schemas.microsoft.com/office/word/2026/wordml/cei">
             <w:pict>
               <v:group w14:anchorId="510DD495" id="Group 160" o:spid="_x0000_s1026" style="position:absolute;margin-left:103pt;margin-top:16.8pt;width:434.25pt;height:1.6pt;z-index:-16831488;mso-wrap-distance-left:0;mso-wrap-distance-right:0;mso-position-horizontal-relative:page" coordsize="55149,203" o:gfxdata="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">
                 <v:shape id="Graphic 161" o:spid="_x0000_s1027" style="position:absolute;top:106;width:30822;height:95;visibility:visible;mso-wrap-style:square;v-text-anchor:top" coordsize="3082290,9525" o:gfxdata="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" path="m3082163,l,,,9144r3082163,l3082163,xe" fillcolor="black" stroked="f">
@@ -3468,7 +3468,7 @@
               </wp:anchor>
             </w:drawing>
           </mc:Choice>
-          <mc:Fallback>
+          <mc:Fallback xmlns:w16cei="http://schemas.microsoft.com/office/word/2026/wordml/cei">
             <w:pict>
               <v:group w14:anchorId="12EA2FF0" id="Group 163" o:spid="_x0000_s1026" style="position:absolute;margin-left:103pt;margin-top:16.8pt;width:435.7pt;height:1.6pt;z-index:-16830976;mso-wrap-distance-left:0;mso-wrap-distance-right:0;mso-position-horizontal-relative:page" coordsize="55333,203" o:gfxdata="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">
                 <v:shape id="Graphic 164" o:spid="_x0000_s1027" style="position:absolute;top:106;width:31127;height:95;visibility:visible;mso-wrap-style:square;v-text-anchor:top" coordsize="3112770,9525" o:gfxdata="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" path="m3112642,l,,,9144r3112642,l3112642,xe" fillcolor="black" stroked="f">
@@ -3527,7 +3527,6 @@
           </w:rPr>
           <w:t xml:space="preserve"> </w:t>
         </w:r>
-        <w:proofErr w:type="gramStart"/>
         <w:r>
           <w:rPr>
             <w:sz w:val="28"/>
@@ -3548,7 +3547,6 @@
           </w:rPr>
           <w:t>АС</w:t>
         </w:r>
-        <w:proofErr w:type="gramEnd"/>
         <w:r>
           <w:rPr>
             <w:sz w:val="28"/>
@@ -3710,7 +3708,7 @@
               </wp:anchor>
             </w:drawing>
           </mc:Choice>
-          <mc:Fallback>
+          <mc:Fallback xmlns:w16cei="http://schemas.microsoft.com/office/word/2026/wordml/cei">
             <w:pict>
               <v:group w14:anchorId="68FAD95E" id="Group 167" o:spid="_x0000_s1026" style="position:absolute;margin-left:85pt;margin-top:32.95pt;width:453.7pt;height:1.6pt;z-index:-16830464;mso-wrap-distance-left:0;mso-wrap-distance-right:0;mso-position-horizontal-relative:page" coordsize="57619,203" o:gfxdata="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">
                 <v:shape id="Graphic 168" o:spid="_x0000_s1027" style="position:absolute;top:106;width:31540;height:95;visibility:visible;mso-wrap-style:square;v-text-anchor:top" coordsize="3154045,9525" o:gfxdata="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" path="m3153791,l,,,9144r3153791,l3153791,xe" fillcolor="black" stroked="f">
@@ -4018,7 +4016,7 @@
               </wp:anchor>
             </w:drawing>
           </mc:Choice>
-          <mc:Fallback>
+          <mc:Fallback xmlns:w16cei="http://schemas.microsoft.com/office/word/2026/wordml/cei">
             <w:pict>
               <v:group w14:anchorId="20E65557" id="Group 170" o:spid="_x0000_s1026" style="position:absolute;margin-left:103pt;margin-top:16.8pt;width:435.7pt;height:1.6pt;z-index:-16829952;mso-wrap-distance-left:0;mso-wrap-distance-right:0;mso-position-horizontal-relative:page" coordsize="55333,203" o:gfxdata="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">
                 <v:shape id="Graphic 171" o:spid="_x0000_s1027" style="position:absolute;top:106;width:31007;height:95;visibility:visible;mso-wrap-style:square;v-text-anchor:top" coordsize="3100705,9525" o:gfxdata="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" path="m3100451,l,,,9144r3100451,l3100451,xe" fillcolor="black" stroked="f">
@@ -4397,7 +4395,7 @@
               </wp:anchor>
             </w:drawing>
           </mc:Choice>
-          <mc:Fallback>
+          <mc:Fallback xmlns:w16cei="http://schemas.microsoft.com/office/word/2026/wordml/cei">
             <w:pict>
               <v:group w14:anchorId="1645D9CE" id="Group 173" o:spid="_x0000_s1026" style="position:absolute;margin-left:103pt;margin-top:32.9pt;width:435.1pt;height:1.6pt;z-index:-16829440;mso-wrap-distance-left:0;mso-wrap-distance-right:0;mso-position-horizontal-relative:page" coordsize="55257,203" o:gfxdata="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">
                 <v:shape id="Graphic 174" o:spid="_x0000_s1027" style="position:absolute;top:106;width:9709;height:95;visibility:visible;mso-wrap-style:square;v-text-anchor:top" coordsize="970915,9525" o:gfxdata="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" path="m970788,l,,,9144r970788,l970788,xe" fillcolor="black" stroked="f">
@@ -4611,7 +4609,7 @@
               </wp:anchor>
             </w:drawing>
           </mc:Choice>
-          <mc:Fallback>
+          <mc:Fallback xmlns:w16cei="http://schemas.microsoft.com/office/word/2026/wordml/cei">
             <w:pict>
               <v:group w14:anchorId="3868F8B0" id="Group 176" o:spid="_x0000_s1026" style="position:absolute;margin-left:85pt;margin-top:32.95pt;width:452.25pt;height:1.6pt;z-index:-16828928;mso-wrap-distance-left:0;mso-wrap-distance-right:0;mso-position-horizontal-relative:page" coordsize="57435,203" o:gfxdata="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">
                 <v:shape id="Graphic 177" o:spid="_x0000_s1027" style="position:absolute;top:106;width:8966;height:95;visibility:visible;mso-wrap-style:square;v-text-anchor:top" coordsize="896619,9525" o:gfxdata="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" path="m896111,l,,,9144r896111,l896111,xe" fillcolor="black" stroked="f">
@@ -4856,7 +4854,7 @@
               </wp:anchor>
             </w:drawing>
           </mc:Choice>
-          <mc:Fallback>
+          <mc:Fallback xmlns:w16cei="http://schemas.microsoft.com/office/word/2026/wordml/cei">
             <w:pict>
               <v:group w14:anchorId="4B4170E4" id="Group 179" o:spid="_x0000_s1026" style="position:absolute;margin-left:103pt;margin-top:16.75pt;width:435.7pt;height:1.6pt;z-index:-16828416;mso-wrap-distance-left:0;mso-wrap-distance-right:0;mso-position-horizontal-relative:page" coordsize="55333,203" o:gfxdata="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">
                 <v:shape id="Graphic 180" o:spid="_x0000_s1027" style="position:absolute;top:106;width:49066;height:95;visibility:visible;mso-wrap-style:square;v-text-anchor:top" coordsize="4906645,9525" o:gfxdata="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" path="m4906645,l,,,9144r4906645,l4906645,xe" fillcolor="black" stroked="f">
@@ -5160,7 +5158,7 @@
               </wp:anchor>
             </w:drawing>
           </mc:Choice>
-          <mc:Fallback>
+          <mc:Fallback xmlns:w16cei="http://schemas.microsoft.com/office/word/2026/wordml/cei">
             <w:pict>
               <v:group w14:anchorId="5E79EDEA" id="Group 183" o:spid="_x0000_s1026" style="position:absolute;margin-left:103pt;margin-top:16.8pt;width:435.7pt;height:1.6pt;z-index:-16827904;mso-wrap-distance-left:0;mso-wrap-distance-right:0;mso-position-horizontal-relative:page" coordsize="55333,203" o:gfxdata="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">
                 <v:shape id="Graphic 184" o:spid="_x0000_s1027" style="position:absolute;top:106;width:38715;height:95;visibility:visible;mso-wrap-style:square;v-text-anchor:top" coordsize="3871595,9525" o:gfxdata="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" path="m3871595,l,,,9143r3871595,l3871595,xe" fillcolor="black" stroked="f">
@@ -5423,7 +5421,7 @@
               </wp:anchor>
             </w:drawing>
           </mc:Choice>
-          <mc:Fallback>
+          <mc:Fallback xmlns:w16cei="http://schemas.microsoft.com/office/word/2026/wordml/cei">
             <w:pict>
               <v:group w14:anchorId="31352862" id="Group 186" o:spid="_x0000_s1026" style="position:absolute;margin-left:85pt;margin-top:16.75pt;width:453.7pt;height:1.6pt;z-index:-16827392;mso-wrap-distance-left:0;mso-wrap-distance-right:0;mso-position-horizontal-relative:page" coordsize="57619,203" o:gfxdata="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">
                 <v:shape id="Graphic 187" o:spid="_x0000_s1027" style="position:absolute;top:106;width:35515;height:95;visibility:visible;mso-wrap-style:square;v-text-anchor:top" coordsize="3551554,9525" o:gfxdata="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" path="m3551554,l,,,9143r3551554,l3551554,xe" fillcolor="black" stroked="f">
@@ -5679,7 +5677,7 @@
               </wp:anchor>
             </w:drawing>
           </mc:Choice>
-          <mc:Fallback>
+          <mc:Fallback xmlns:w16cei="http://schemas.microsoft.com/office/word/2026/wordml/cei">
             <w:pict>
               <v:group w14:anchorId="38E1D64E" id="Group 189" o:spid="_x0000_s1026" style="position:absolute;margin-left:103pt;margin-top:16.8pt;width:435.7pt;height:1.6pt;z-index:-16826880;mso-wrap-distance-left:0;mso-wrap-distance-right:0;mso-position-horizontal-relative:page" coordsize="55333,203" o:gfxdata="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">
                 <v:shape id="Graphic 190" o:spid="_x0000_s1027" style="position:absolute;top:106;width:38061;height:95;visibility:visible;mso-wrap-style:square;v-text-anchor:top" coordsize="3806190,9525" o:gfxdata="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" path="m3806063,l,,,9144r3806063,l3806063,xe" fillcolor="black" stroked="f">
@@ -5905,7 +5903,7 @@
               </wp:anchor>
             </w:drawing>
           </mc:Choice>
-          <mc:Fallback>
+          <mc:Fallback xmlns:w16cei="http://schemas.microsoft.com/office/word/2026/wordml/cei">
             <w:pict>
               <v:group w14:anchorId="1C42A878" id="Group 193" o:spid="_x0000_s1026" style="position:absolute;margin-left:103pt;margin-top:16.9pt;width:434.5pt;height:1.6pt;z-index:-16826368;mso-wrap-distance-left:0;mso-wrap-distance-right:0;mso-position-horizontal-relative:page" coordsize="55181,203" o:gfxdata="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">
                 <v:shape id="Graphic 194" o:spid="_x0000_s1027" style="position:absolute;top:106;width:37071;height:95;visibility:visible;mso-wrap-style:square;v-text-anchor:top" coordsize="3707129,9525" o:gfxdata="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" path="m3707003,l,,,9144r3707003,l3707003,xe" fillcolor="black" stroked="f">
@@ -6142,7 +6140,7 @@
               </wp:anchor>
             </w:drawing>
           </mc:Choice>
-          <mc:Fallback>
+          <mc:Fallback xmlns:w16cei="http://schemas.microsoft.com/office/word/2026/wordml/cei">
             <w:pict>
               <v:group w14:anchorId="3C011A73" id="Group 196" o:spid="_x0000_s1026" style="position:absolute;margin-left:103pt;margin-top:32.85pt;width:434.6pt;height:1.6pt;z-index:-16825856;mso-wrap-distance-left:0;mso-wrap-distance-right:0;mso-position-horizontal-relative:page" coordsize="55194,203" o:gfxdata="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">
                 <v:shape id="Graphic 197" o:spid="_x0000_s1027" style="position:absolute;top:106;width:8915;height:95;visibility:visible;mso-wrap-style:square;v-text-anchor:top" coordsize="891540,9525" o:gfxdata="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" path="m891540,l,,,9448r891540,l891540,xe" fillcolor="black" stroked="f">
@@ -6342,7 +6340,7 @@
               </wp:anchor>
             </w:drawing>
           </mc:Choice>
-          <mc:Fallback>
+          <mc:Fallback xmlns:w16cei="http://schemas.microsoft.com/office/word/2026/wordml/cei">
             <w:pict>
               <v:group w14:anchorId="6F03F607" id="Group 199" o:spid="_x0000_s1026" style="position:absolute;margin-left:85pt;margin-top:16.75pt;width:453.45pt;height:1.6pt;z-index:-16825344;mso-wrap-distance-left:0;mso-wrap-distance-right:0;mso-position-horizontal-relative:page" coordsize="57588,203" o:gfxdata="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">
                 <v:shape id="Graphic 200" o:spid="_x0000_s1027" style="position:absolute;top:106;width:24117;height:95;visibility:visible;mso-wrap-style:square;v-text-anchor:top" coordsize="2411730,9525" o:gfxdata="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" path="m2411222,l,,,9143r2411222,l2411222,xe" fillcolor="black" stroked="f">
@@ -6609,15 +6607,7 @@
         <w:jc w:val="both"/>
       </w:pPr>
       <w:r>
-        <w:t xml:space="preserve">Заказчиком работ является: кандидат технических наук, доцент кафедры компьютерных систем в управлении и проектировании (КСУП) </w:t>
-      </w:r>
-      <w:proofErr w:type="spellStart"/>
-      <w:r>
-        <w:t>Калентьев</w:t>
-      </w:r>
-      <w:proofErr w:type="spellEnd"/>
-      <w:r>
-        <w:t xml:space="preserve"> Алексей Анатольевич.</w:t>
+        <w:t>Заказчиком работ является: кандидат технических наук, доцент кафедры компьютерных систем в управлении и проектировании (КСУП) Калентьев Алексей Анатольевич.</w:t>
       </w:r>
     </w:p>
     <w:p>
@@ -7834,6 +7824,7 @@
           <w:lang w:val="en-US"/>
         </w:rPr>
       </w:pPr>
+      <w:commentRangeStart w:id="1"/>
       <w:r>
         <w:rPr>
           <w:noProof/>
@@ -7887,6 +7878,16 @@
           </wp:inline>
         </w:drawing>
       </w:r>
+      <w:commentRangeEnd w:id="1"/>
+      <w:r>
+        <w:rPr>
+          <w:rStyle w:val="ab"/>
+          <w:sz w:val="28"/>
+          <w:szCs w:val="28"/>
+          <w:lang w:val="en-US"/>
+        </w:rPr>
+        <w:commentReference w:id="1"/>
+      </w:r>
     </w:p>
     <w:p>
       <w:pPr>
@@ -7895,7 +7896,20 @@
         <w:jc w:val="center"/>
       </w:pPr>
       <w:r>
-        <w:t xml:space="preserve">Рисунок 2.1 — Модель </w:t>
+        <w:t xml:space="preserve">Рисунок 2.1 — </w:t>
+      </w:r>
+      <w:commentRangeStart w:id="2"/>
+      <w:r>
+        <w:t xml:space="preserve">Модель </w:t>
+      </w:r>
+      <w:commentRangeEnd w:id="2"/>
+      <w:r>
+        <w:rPr>
+          <w:rStyle w:val="ab"/>
+          <w:sz w:val="28"/>
+          <w:szCs w:val="28"/>
+        </w:rPr>
+        <w:commentReference w:id="2"/>
       </w:r>
       <w:r>
         <w:t>модульного органайзер</w:t>
@@ -7944,7 +7958,7 @@
                     <pic:cNvPicPr/>
                   </pic:nvPicPr>
                   <pic:blipFill>
-                    <a:blip r:embed="rId42">
+                    <a:blip r:embed="rId46">
                       <a:extLst>
                         <a:ext uri="{28A0092B-C50C-407E-A947-70E740481C1C}">
                           <a14:useLocalDpi xmlns:a14="http://schemas.microsoft.com/office/drawing/2010/main" val="0"/>
@@ -8699,7 +8713,6 @@
         </w:rPr>
         <w:t>(</w:t>
       </w:r>
-      <w:proofErr w:type="gramStart"/>
       <w:r>
         <w:rPr>
           <w:sz w:val="28"/>
@@ -8738,7 +8751,6 @@
         </w:rPr>
         <w:t>500</w:t>
       </w:r>
-      <w:proofErr w:type="gramEnd"/>
       <w:r>
         <w:rPr>
           <w:spacing w:val="-2"/>
@@ -8804,7 +8816,6 @@
         </w:rPr>
         <w:t>(</w:t>
       </w:r>
-      <w:proofErr w:type="gramStart"/>
       <w:r>
         <w:rPr>
           <w:sz w:val="28"/>
@@ -8845,7 +8856,6 @@
         </w:rPr>
         <w:t>250</w:t>
       </w:r>
-      <w:proofErr w:type="gramEnd"/>
       <w:r>
         <w:rPr>
           <w:spacing w:val="-2"/>
@@ -8918,7 +8928,6 @@
         </w:rPr>
         <w:t>(</w:t>
       </w:r>
-      <w:proofErr w:type="gramStart"/>
       <w:r>
         <w:rPr>
           <w:sz w:val="28"/>
@@ -8959,7 +8968,6 @@
         </w:rPr>
         <w:t>150</w:t>
       </w:r>
-      <w:proofErr w:type="gramEnd"/>
       <w:r>
         <w:rPr>
           <w:spacing w:val="-2"/>
@@ -9025,7 +9033,6 @@
         </w:rPr>
         <w:t>(</w:t>
       </w:r>
-      <w:proofErr w:type="gramStart"/>
       <w:r>
         <w:rPr>
           <w:sz w:val="28"/>
@@ -9063,7 +9070,6 @@
         </w:rPr>
         <w:t>10</w:t>
       </w:r>
-      <w:proofErr w:type="gramEnd"/>
       <w:r>
         <w:rPr>
           <w:spacing w:val="-7"/>
@@ -9144,7 +9150,6 @@
         </w:rPr>
         <w:t>(</w:t>
       </w:r>
-      <w:proofErr w:type="gramStart"/>
       <w:r>
         <w:rPr>
           <w:sz w:val="28"/>
@@ -9177,7 +9182,6 @@
         </w:rPr>
         <w:t>6</w:t>
       </w:r>
-      <w:proofErr w:type="gramEnd"/>
       <w:r>
         <w:rPr>
           <w:spacing w:val="-2"/>
@@ -9187,7 +9191,6 @@
         </w:rPr>
         <w:t xml:space="preserve"> </w:t>
       </w:r>
-      <w:proofErr w:type="spellStart"/>
       <w:r>
         <w:rPr>
           <w:spacing w:val="-2"/>
@@ -9196,7 +9199,6 @@
         </w:rPr>
         <w:t>шт</w:t>
       </w:r>
-      <w:proofErr w:type="spellEnd"/>
       <w:r>
         <w:rPr>
           <w:spacing w:val="-2"/>
@@ -9262,7 +9264,6 @@
         </w:rPr>
         <w:t>(</w:t>
       </w:r>
-      <w:proofErr w:type="gramStart"/>
       <w:r>
         <w:rPr>
           <w:sz w:val="28"/>
@@ -9316,16 +9317,7 @@
           <w:sz w:val="28"/>
           <w:szCs w:val="28"/>
         </w:rPr>
-        <w:t>00</w:t>
-      </w:r>
-      <w:proofErr w:type="gramEnd"/>
-      <w:r>
-        <w:rPr>
-          <w:spacing w:val="-2"/>
-          <w:sz w:val="28"/>
-          <w:szCs w:val="28"/>
-        </w:rPr>
-        <w:t xml:space="preserve"> </w:t>
+        <w:t xml:space="preserve">00 </w:t>
       </w:r>
       <w:r>
         <w:rPr>
@@ -9390,15 +9382,7 @@
           <w:sz w:val="28"/>
           <w:szCs w:val="28"/>
         </w:rPr>
-        <w:t>S+(N+</w:t>
-      </w:r>
-      <w:proofErr w:type="gramStart"/>
-      <w:r>
-        <w:rPr>
-          <w:sz w:val="28"/>
-          <w:szCs w:val="28"/>
-        </w:rPr>
-        <w:t>1)</w:t>
+        <w:t>S+(N+1)</w:t>
       </w:r>
       <w:r>
         <w:rPr>
@@ -9408,7 +9392,6 @@
         </w:rPr>
         <w:t>⋅</w:t>
       </w:r>
-      <w:proofErr w:type="gramEnd"/>
       <w:r>
         <w:rPr>
           <w:sz w:val="28"/>
@@ -10216,15 +10199,7 @@
         <w:jc w:val="both"/>
       </w:pPr>
       <w:r>
-        <w:t xml:space="preserve">Пользовательские интерфейсы для всех подсистем, разработанных в рамках создания системы должны быть выполнены в виде </w:t>
-      </w:r>
-      <w:proofErr w:type="spellStart"/>
-      <w:r>
-        <w:t>desktop</w:t>
-      </w:r>
-      <w:proofErr w:type="spellEnd"/>
-      <w:r>
-        <w:t>-интерфейсов</w:t>
+        <w:t>Пользовательские интерфейсы для всех подсистем, разработанных в рамках создания системы должны быть выполнены в виде desktop-интерфейсов</w:t>
       </w:r>
       <w:r>
         <w:rPr>
@@ -10259,13 +10234,8 @@
         </w:rPr>
         <w:t xml:space="preserve"> </w:t>
       </w:r>
-      <w:proofErr w:type="spellStart"/>
-      <w:r>
-        <w:t>WindowsForms</w:t>
-      </w:r>
-      <w:proofErr w:type="spellEnd"/>
-      <w:r>
-        <w:t>,</w:t>
+      <w:r>
+        <w:t>WindowsForms,</w:t>
       </w:r>
       <w:r>
         <w:rPr>
@@ -10444,15 +10414,7 @@
         <w:t xml:space="preserve"> </w:t>
       </w:r>
       <w:r>
-        <w:t xml:space="preserve">верстке интерфейсов </w:t>
-      </w:r>
-      <w:proofErr w:type="spellStart"/>
-      <w:r>
-        <w:t>desktop</w:t>
-      </w:r>
-      <w:proofErr w:type="spellEnd"/>
-      <w:r>
-        <w:t>-приложений указанным в источнике [1].</w:t>
+        <w:t>верстке интерфейсов desktop-приложений указанным в источнике [1].</w:t>
       </w:r>
     </w:p>
     <w:p>
@@ -13666,23 +13628,13 @@
                 <w:sz w:val="28"/>
               </w:rPr>
             </w:pPr>
-            <w:proofErr w:type="spellStart"/>
             <w:r>
               <w:rPr>
                 <w:b/>
                 <w:spacing w:val="-2"/>
                 <w:sz w:val="28"/>
               </w:rPr>
-              <w:t>выполнени</w:t>
-            </w:r>
-            <w:proofErr w:type="spellEnd"/>
-            <w:r>
-              <w:rPr>
-                <w:b/>
-                <w:spacing w:val="-2"/>
-                <w:sz w:val="28"/>
-              </w:rPr>
-              <w:t xml:space="preserve"> </w:t>
+              <w:t xml:space="preserve">выполнени </w:t>
             </w:r>
             <w:r>
               <w:rPr>
@@ -15371,7 +15323,7 @@
       <w:pPr>
         <w:pStyle w:val="a3"/>
         <w:sectPr>
-          <w:footerReference w:type="default" r:id="rId43"/>
+          <w:footerReference w:type="default" r:id="rId47"/>
           <w:pgSz w:w="16840" w:h="11910" w:orient="landscape"/>
           <w:pgMar w:top="780" w:right="1133" w:bottom="280" w:left="992" w:header="0" w:footer="0" w:gutter="0"/>
           <w:cols w:space="720"/>
@@ -16201,7 +16153,7 @@
           <w:sz w:val="28"/>
         </w:rPr>
         <w:sectPr>
-          <w:footerReference w:type="default" r:id="rId44"/>
+          <w:footerReference w:type="default" r:id="rId48"/>
           <w:pgSz w:w="11910" w:h="16840"/>
           <w:pgMar w:top="1134" w:right="850" w:bottom="1134" w:left="1701" w:header="0" w:footer="828" w:gutter="0"/>
           <w:pgNumType w:start="61"/>
@@ -17081,8 +17033,8 @@
     <w:p>
       <w:pPr>
         <w:pStyle w:val="a3"/>
-        <w:spacing w:before="1" w:line="360" w:lineRule="auto"/>
-        <w:ind w:left="165" w:right="451" w:firstLine="566"/>
+        <w:spacing w:line="360" w:lineRule="auto"/>
+        <w:ind w:firstLine="566"/>
         <w:jc w:val="both"/>
       </w:pPr>
       <w:r>
@@ -17093,7 +17045,7 @@
       <w:pPr>
         <w:pStyle w:val="a3"/>
         <w:spacing w:line="360" w:lineRule="auto"/>
-        <w:ind w:left="165" w:right="449" w:firstLine="566"/>
+        <w:ind w:firstLine="566"/>
         <w:jc w:val="both"/>
       </w:pPr>
       <w:r>
@@ -17158,8 +17110,8 @@
     <w:p>
       <w:pPr>
         <w:pStyle w:val="a3"/>
-        <w:spacing w:line="362" w:lineRule="auto"/>
-        <w:ind w:left="165" w:right="451" w:firstLine="566"/>
+        <w:spacing w:line="360" w:lineRule="auto"/>
+        <w:ind w:firstLine="566"/>
         <w:jc w:val="both"/>
       </w:pPr>
       <w:r>
@@ -17235,6 +17187,7 @@
         <w:ind w:left="165" w:right="442" w:firstLine="566"/>
         <w:jc w:val="both"/>
       </w:pPr>
+      <w:commentRangeStart w:id="3"/>
       <w:r>
         <w:t>Отчётная</w:t>
       </w:r>
@@ -17291,6 +17244,15 @@
       </w:r>
       <w:r>
         <w:t>электронном виде на русском языке. Вспомогательная документация (не указанная в качестве непосредственного результата работ) также передаётся только в электронном виде.</w:t>
+      </w:r>
+      <w:commentRangeEnd w:id="3"/>
+      <w:r>
+        <w:rPr>
+          <w:rStyle w:val="ab"/>
+          <w:sz w:val="28"/>
+          <w:szCs w:val="28"/>
+        </w:rPr>
+        <w:commentReference w:id="3"/>
       </w:r>
     </w:p>
     <w:p>
@@ -17534,44 +17496,16 @@
         <w:rPr>
           <w:i/>
         </w:rPr>
-        <w:t>.</w:t>
-      </w:r>
-      <w:proofErr w:type="spellStart"/>
+        <w:t xml:space="preserve">.docx </w:t>
+      </w:r>
+      <w:r>
+        <w:t xml:space="preserve">и </w:t>
+      </w:r>
       <w:r>
         <w:rPr>
           <w:i/>
         </w:rPr>
-        <w:t>docx</w:t>
-      </w:r>
-      <w:proofErr w:type="spellEnd"/>
-      <w:r>
-        <w:rPr>
-          <w:i/>
-        </w:rPr>
-        <w:t xml:space="preserve"> </w:t>
-      </w:r>
-      <w:r>
-        <w:t xml:space="preserve">и </w:t>
-      </w:r>
-      <w:r>
-        <w:rPr>
-          <w:i/>
-        </w:rPr>
-        <w:t>.</w:t>
-      </w:r>
-      <w:proofErr w:type="spellStart"/>
-      <w:r>
-        <w:rPr>
-          <w:i/>
-        </w:rPr>
-        <w:t>pdf</w:t>
-      </w:r>
-      <w:proofErr w:type="spellEnd"/>
-      <w:r>
-        <w:rPr>
-          <w:i/>
-        </w:rPr>
-        <w:t xml:space="preserve"> </w:t>
+        <w:t xml:space="preserve">.pdf </w:t>
       </w:r>
       <w:r>
         <w:t>по одному экземпляру каждый</w:t>
@@ -18360,19 +18294,11 @@
         </w:rPr>
         <w:t xml:space="preserve"> </w:t>
       </w:r>
-      <w:proofErr w:type="spellStart"/>
-      <w:r>
-        <w:rPr>
-          <w:sz w:val="28"/>
-        </w:rPr>
-        <w:t>Roman</w:t>
-      </w:r>
-      <w:proofErr w:type="spellEnd"/>
-      <w:r>
-        <w:rPr>
-          <w:sz w:val="28"/>
-        </w:rPr>
-        <w:t xml:space="preserve"> </w:t>
+      <w:r>
+        <w:rPr>
+          <w:sz w:val="28"/>
+        </w:rPr>
+        <w:t xml:space="preserve">Roman </w:t>
       </w:r>
       <w:r>
         <w:rPr>
@@ -18827,35 +18753,7 @@
         <w:rPr>
           <w:sz w:val="28"/>
         </w:rPr>
-        <w:t xml:space="preserve">Новые технологии в программировании: учебное пособие / А. А. </w:t>
-      </w:r>
-      <w:proofErr w:type="spellStart"/>
-      <w:r>
-        <w:rPr>
-          <w:sz w:val="28"/>
-        </w:rPr>
-        <w:t>Калентьев</w:t>
-      </w:r>
-      <w:proofErr w:type="spellEnd"/>
-      <w:r>
-        <w:rPr>
-          <w:sz w:val="28"/>
-        </w:rPr>
-        <w:t xml:space="preserve">, Д. В. </w:t>
-      </w:r>
-      <w:proofErr w:type="spellStart"/>
-      <w:r>
-        <w:rPr>
-          <w:sz w:val="28"/>
-        </w:rPr>
-        <w:t>Гарайс</w:t>
-      </w:r>
-      <w:proofErr w:type="spellEnd"/>
-      <w:r>
-        <w:rPr>
-          <w:sz w:val="28"/>
-        </w:rPr>
-        <w:t>, А. Е. Горяинов</w:t>
+        <w:t>Новые технологии в программировании: учебное пособие / А. А. Калентьев, Д. В. Гарайс, А. Е. Горяинов</w:t>
       </w:r>
       <w:r>
         <w:rPr>
@@ -19256,19 +19154,11 @@
         </w:rPr>
         <w:t xml:space="preserve"> </w:t>
       </w:r>
-      <w:proofErr w:type="spellStart"/>
-      <w:r>
-        <w:rPr>
-          <w:sz w:val="28"/>
-        </w:rPr>
-        <w:t>Предм</w:t>
-      </w:r>
-      <w:proofErr w:type="spellEnd"/>
-      <w:r>
-        <w:rPr>
-          <w:sz w:val="28"/>
-        </w:rPr>
-        <w:t>.</w:t>
+      <w:r>
+        <w:rPr>
+          <w:sz w:val="28"/>
+        </w:rPr>
+        <w:t>Предм.</w:t>
       </w:r>
       <w:r>
         <w:rPr>
@@ -19317,6 +19207,7 @@
         <w:ind w:firstLine="709"/>
         <w:jc w:val="both"/>
       </w:pPr>
+      <w:commentRangeStart w:id="4"/>
       <w:r>
         <w:t>493.</w:t>
       </w:r>
@@ -19352,6 +19243,15 @@
           <w:spacing w:val="-5"/>
         </w:rPr>
         <w:t>7;</w:t>
+      </w:r>
+      <w:commentRangeEnd w:id="4"/>
+      <w:r>
+        <w:rPr>
+          <w:rStyle w:val="ab"/>
+          <w:sz w:val="28"/>
+          <w:szCs w:val="28"/>
+        </w:rPr>
+        <w:commentReference w:id="4"/>
       </w:r>
     </w:p>
     <w:p>
@@ -19375,21 +19275,7 @@
         <w:rPr>
           <w:sz w:val="28"/>
         </w:rPr>
-        <w:t xml:space="preserve">Ли. К. Основы САПР (CAD/CAM/CAE). – </w:t>
-      </w:r>
-      <w:proofErr w:type="spellStart"/>
-      <w:r>
-        <w:rPr>
-          <w:sz w:val="28"/>
-        </w:rPr>
-        <w:t>Спб</w:t>
-      </w:r>
-      <w:proofErr w:type="spellEnd"/>
-      <w:r>
-        <w:rPr>
-          <w:sz w:val="28"/>
-        </w:rPr>
-        <w:t>.:«Питер», 2004. – 560с.</w:t>
+        <w:t>Ли. К. Основы САПР (CAD/CAM/CAE). – Спб.:«Питер», 2004. – 560с.</w:t>
       </w:r>
     </w:p>
     <w:p>
@@ -19399,8 +19285,8 @@
         <w:ind w:right="448"/>
         <w:jc w:val="both"/>
       </w:pPr>
-      <w:bookmarkStart w:id="1" w:name="_bookmark18"/>
-      <w:bookmarkEnd w:id="1"/>
+      <w:bookmarkStart w:id="5" w:name="_bookmark18"/>
+      <w:bookmarkEnd w:id="5"/>
     </w:p>
     <w:sectPr>
       <w:pgSz w:w="11910" w:h="16840"/>
@@ -19411,8 +19297,104 @@
 </w:document>
 </file>
 
+<file path=word/comments.xml><?xml version="1.0" encoding="utf-8"?>
+<w:comments xmlns:wpc="http://schemas.microsoft.com/office/word/2010/wordprocessingCanvas" xmlns:cx="http://schemas.microsoft.com/office/drawing/2014/chartex" xmlns:cx1="http://schemas.microsoft.com/office/drawing/2015/9/8/chartex" xmlns:cx2="http://schemas.microsoft.com/office/drawing/2015/10/21/chartex" xmlns:cx3="http://schemas.microsoft.com/office/drawing/2016/5/9/chartex" xmlns:cx4="http://schemas.microsoft.com/office/drawing/2016/5/10/chartex" xmlns:cx5="http://schemas.microsoft.com/office/drawing/2016/5/11/chartex" xmlns:cx6="http://schemas.microsoft.com/office/drawing/2016/5/12/chartex" xmlns:cx7="http://schemas.microsoft.com/office/drawing/2016/5/13/chartex" xmlns:cx8="http://schemas.microsoft.com/office/drawing/2016/5/14/chartex" xmlns:mc="http://schemas.openxmlformats.org/markup-compatibility/2006" xmlns:aink="http://schemas.microsoft.com/office/drawing/2016/ink" xmlns:am3d="http://schemas.microsoft.com/office/drawing/2017/model3d" xmlns:o="urn:schemas-microsoft-com:office:office" xmlns:oel="http://schemas.microsoft.com/office/2019/extlst" xmlns:r="http://schemas.openxmlformats.org/officeDocument/2006/relationships" xmlns:m="http://schemas.openxmlformats.org/officeDocument/2006/math" xmlns:v="urn:schemas-microsoft-com:vml" xmlns:wp14="http://schemas.microsoft.com/office/word/2010/wordprocessingDrawing" xmlns:wp="http://schemas.openxmlformats.org/drawingml/2006/wordprocessingDrawing" xmlns:w10="urn:schemas-microsoft-com:office:word" xmlns:w="http://schemas.openxmlformats.org/wordprocessingml/2006/main" xmlns:w14="http://schemas.microsoft.com/office/word/2010/wordml" xmlns:w15="http://schemas.microsoft.com/office/word/2012/wordml" xmlns:w16cex="http://schemas.microsoft.com/office/word/2018/wordml/cex" xmlns:w16cid="http://schemas.microsoft.com/office/word/2016/wordml/cid" xmlns:w16="http://schemas.microsoft.com/office/word/2018/wordml" xmlns:w16du="http://schemas.microsoft.com/office/word/2023/wordml/word16du" xmlns:w16sdtdh="http://schemas.microsoft.com/office/word/2020/wordml/sdtdatahash" xmlns:w16sdtfl="http://schemas.microsoft.com/office/word/2024/wordml/sdtformatlock" xmlns:w16se="http://schemas.microsoft.com/office/word/2015/wordml/symex" xmlns:wpg="http://schemas.microsoft.com/office/word/2010/wordprocessingGroup" xmlns:wpi="http://schemas.microsoft.com/office/word/2010/wordprocessingInk" xmlns:wne="http://schemas.microsoft.com/office/word/2006/wordml" xmlns:wps="http://schemas.microsoft.com/office/word/2010/wordprocessingShape" mc:Ignorable="w14 w15 w16se w16cid w16 w16cex w16sdtdh w16sdtfl w16du wp14">
+  <w:comment w:id="1" w:author="Kalentyev Alexey" w:date="2026-09-16T11:09:00Z" w:initials="KA">
+    <w:p>
+      <w:pPr>
+        <w:pStyle w:val="ac"/>
+      </w:pPr>
+      <w:r>
+        <w:rPr>
+          <w:rStyle w:val="ab"/>
+        </w:rPr>
+        <w:annotationRef/>
+      </w:r>
+      <w:r>
+        <w:t>Повернуть</w:t>
+      </w:r>
+    </w:p>
+  </w:comment>
+  <w:comment w:id="2" w:author="Kalentyev Alexey" w:date="2026-09-16T11:08:00Z" w:initials="KA">
+    <w:p>
+      <w:pPr>
+        <w:pStyle w:val="ac"/>
+      </w:pPr>
+      <w:r>
+        <w:rPr>
+          <w:rStyle w:val="ab"/>
+        </w:rPr>
+        <w:annotationRef/>
+      </w:r>
+      <w:r>
+        <w:t>Чертёж</w:t>
+      </w:r>
+    </w:p>
+  </w:comment>
+  <w:comment w:id="3" w:author="Kalentyev Alexey" w:date="2026-09-16T11:11:00Z" w:initials="KA">
+    <w:p>
+      <w:pPr>
+        <w:pStyle w:val="ac"/>
+      </w:pPr>
+      <w:r>
+        <w:rPr>
+          <w:rStyle w:val="ab"/>
+        </w:rPr>
+        <w:annotationRef/>
+      </w:r>
+      <w:r>
+        <w:t>Отличается от абзацев выше - перепроверить по всему документу</w:t>
+      </w:r>
+    </w:p>
+  </w:comment>
+  <w:comment w:id="4" w:author="Kalentyev Alexey" w:date="2026-09-16T11:11:00Z" w:initials="KA">
+    <w:p>
+      <w:pPr>
+        <w:pStyle w:val="ac"/>
+      </w:pPr>
+      <w:r>
+        <w:rPr>
+          <w:rStyle w:val="ab"/>
+        </w:rPr>
+        <w:annotationRef/>
+      </w:r>
+      <w:r>
+        <w:t>?</w:t>
+      </w:r>
+    </w:p>
+  </w:comment>
+</w:comments>
+</file>
+
+<file path=word/commentsExtended.xml><?xml version="1.0" encoding="utf-8"?>
+<w15:commentsEx xmlns:wpc="http://schemas.microsoft.com/office/word/2010/wordprocessingCanvas" xmlns:cx="http://schemas.microsoft.com/office/drawing/2014/chartex" xmlns:cx1="http://schemas.microsoft.com/office/drawing/2015/9/8/chartex" xmlns:cx2="http://schemas.microsoft.com/office/drawing/2015/10/21/chartex" xmlns:cx3="http://schemas.microsoft.com/office/drawing/2016/5/9/chartex" xmlns:cx4="http://schemas.microsoft.com/office/drawing/2016/5/10/chartex" xmlns:cx5="http://schemas.microsoft.com/office/drawing/2016/5/11/chartex" xmlns:cx6="http://schemas.microsoft.com/office/drawing/2016/5/12/chartex" xmlns:cx7="http://schemas.microsoft.com/office/drawing/2016/5/13/chartex" xmlns:cx8="http://schemas.microsoft.com/office/drawing/2016/5/14/chartex" xmlns:mc="http://schemas.openxmlformats.org/markup-compatibility/2006" xmlns:aink="http://schemas.microsoft.com/office/drawing/2016/ink" xmlns:am3d="http://schemas.microsoft.com/office/drawing/2017/model3d" xmlns:o="urn:schemas-microsoft-com:office:office" xmlns:oel="http://schemas.microsoft.com/office/2019/extlst" xmlns:r="http://schemas.openxmlformats.org/officeDocument/2006/relationships" xmlns:m="http://schemas.openxmlformats.org/officeDocument/2006/math" xmlns:v="urn:schemas-microsoft-com:vml" xmlns:wp14="http://schemas.microsoft.com/office/word/2010/wordprocessingDrawing" xmlns:wp="http://schemas.openxmlformats.org/drawingml/2006/wordprocessingDrawing" xmlns:w10="urn:schemas-microsoft-com:office:word" xmlns:w="http://schemas.openxmlformats.org/wordprocessingml/2006/main" xmlns:w14="http://schemas.microsoft.com/office/word/2010/wordml" xmlns:w15="http://schemas.microsoft.com/office/word/2012/wordml" xmlns:w16cex="http://schemas.microsoft.com/office/word/2018/wordml/cex" xmlns:w16cid="http://schemas.microsoft.com/office/word/2016/wordml/cid" xmlns:w16="http://schemas.microsoft.com/office/word/2018/wordml" xmlns:w16du="http://schemas.microsoft.com/office/word/2023/wordml/word16du" xmlns:w16sdtdh="http://schemas.microsoft.com/office/word/2020/wordml/sdtdatahash" xmlns:w16sdtfl="http://schemas.microsoft.com/office/word/2024/wordml/sdtformatlock" xmlns:w16se="http://schemas.microsoft.com/office/word/2015/wordml/symex" xmlns:wpg="http://schemas.microsoft.com/office/word/2010/wordprocessingGroup" xmlns:wpi="http://schemas.microsoft.com/office/word/2010/wordprocessingInk" xmlns:wne="http://schemas.microsoft.com/office/word/2006/wordml" xmlns:wps="http://schemas.microsoft.com/office/word/2010/wordprocessingShape" mc:Ignorable="w14 w15 w16se w16cid w16 w16cex w16sdtdh w16sdtfl w16du wp14">
+  <w15:commentEx w15:paraId="6E281CD9" w15:done="0"/>
+  <w15:commentEx w15:paraId="11647157" w15:done="0"/>
+  <w15:commentEx w15:paraId="43169CB9" w15:done="0"/>
+  <w15:commentEx w15:paraId="797EDD93" w15:done="0"/>
+</w15:commentsEx>
+</file>
+
+<file path=word/commentsExtensible.xml><?xml version="1.0" encoding="utf-8"?>
+<w16cex:commentsExtensible xmlns:wpc="http://schemas.microsoft.com/office/word/2010/wordprocessingCanvas" xmlns:cx="http://schemas.microsoft.com/office/drawing/2014/chartex" xmlns:cx1="http://schemas.microsoft.com/office/drawing/2015/9/8/chartex" xmlns:cx2="http://schemas.microsoft.com/office/drawing/2015/10/21/chartex" xmlns:cx3="http://schemas.microsoft.com/office/drawing/2016/5/9/chartex" xmlns:cx4="http://schemas.microsoft.com/office/drawing/2016/5/10/chartex" xmlns:cx5="http://schemas.microsoft.com/office/drawing/2016/5/11/chartex" xmlns:cx6="http://schemas.microsoft.com/office/drawing/2016/5/12/chartex" xmlns:cx7="http://schemas.microsoft.com/office/drawing/2016/5/13/chartex" xmlns:cx8="http://schemas.microsoft.com/office/drawing/2016/5/14/chartex" xmlns:cr="http://schemas.microsoft.com/office/comments/2020/reactions" xmlns:mc="http://schemas.openxmlformats.org/markup-compatibility/2006" xmlns:aink="http://schemas.microsoft.com/office/drawing/2016/ink" xmlns:am3d="http://schemas.microsoft.com/office/drawing/2017/model3d" xmlns:o="urn:schemas-microsoft-com:office:office" xmlns:oel="http://schemas.microsoft.com/office/2019/extlst" xmlns:r="http://schemas.openxmlformats.org/officeDocument/2006/relationships" xmlns:m="http://schemas.openxmlformats.org/officeDocument/2006/math" xmlns:v="urn:schemas-microsoft-com:vml" xmlns:wp14="http://schemas.microsoft.com/office/word/2010/wordprocessingDrawing" xmlns:wp="http://schemas.openxmlformats.org/drawingml/2006/wordprocessingDrawing" xmlns:w10="urn:schemas-microsoft-com:office:word" xmlns:w="http://schemas.openxmlformats.org/wordprocessingml/2006/main" xmlns:w14="http://schemas.microsoft.com/office/word/2010/wordml" xmlns:w15="http://schemas.microsoft.com/office/word/2012/wordml" xmlns:w16cex="http://schemas.microsoft.com/office/word/2018/wordml/cex" xmlns:w16cid="http://schemas.microsoft.com/office/word/2016/wordml/cid" xmlns:w16="http://schemas.microsoft.com/office/word/2018/wordml" xmlns:w16du="http://schemas.microsoft.com/office/word/2023/wordml/word16du" xmlns:w16sdtdh="http://schemas.microsoft.com/office/word/2020/wordml/sdtdatahash" xmlns:w16sdtfl="http://schemas.microsoft.com/office/word/2024/wordml/sdtformatlock" xmlns:w16se="http://schemas.microsoft.com/office/word/2015/wordml/symex" xmlns:wpg="http://schemas.microsoft.com/office/word/2010/wordprocessingGroup" xmlns:wpi="http://schemas.microsoft.com/office/word/2010/wordprocessingInk" xmlns:wne="http://schemas.microsoft.com/office/word/2006/wordml" xmlns:wps="http://schemas.microsoft.com/office/word/2010/wordprocessingShape" mc:Ignorable="w14 w15 w16se w16cid w16 w16cex w16sdtdh w16sdtfl cr w16du wp14">
+  <w16cex:commentExtensible w16cex:durableId="1F929083" w16cex:dateUtc="2026-09-16T04:09:00Z"/>
+  <w16cex:commentExtensible w16cex:durableId="4732061E" w16cex:dateUtc="2026-09-16T04:08:00Z"/>
+  <w16cex:commentExtensible w16cex:durableId="3BE16914" w16cex:dateUtc="2026-09-16T04:11:00Z"/>
+  <w16cex:commentExtensible w16cex:durableId="6CE71E8B" w16cex:dateUtc="2026-09-16T04:11:00Z"/>
+</w16cex:commentsExtensible>
+</file>
+
+<file path=word/commentsIds.xml><?xml version="1.0" encoding="utf-8"?>
+<w16cid:commentsIds xmlns:wpc="http://schemas.microsoft.com/office/word/2010/wordprocessingCanvas" xmlns:cx="http://schemas.microsoft.com/office/drawing/2014/chartex" xmlns:cx1="http://schemas.microsoft.com/office/drawing/2015/9/8/chartex" xmlns:cx2="http://schemas.microsoft.com/office/drawing/2015/10/21/chartex" xmlns:cx3="http://schemas.microsoft.com/office/drawing/2016/5/9/chartex" xmlns:cx4="http://schemas.microsoft.com/office/drawing/2016/5/10/chartex" xmlns:cx5="http://schemas.microsoft.com/office/drawing/2016/5/11/chartex" xmlns:cx6="http://schemas.microsoft.com/office/drawing/2016/5/12/chartex" xmlns:cx7="http://schemas.microsoft.com/office/drawing/2016/5/13/chartex" xmlns:cx8="http://schemas.microsoft.com/office/drawing/2016/5/14/chartex" xmlns:mc="http://schemas.openxmlformats.org/markup-compatibility/2006" xmlns:aink="http://schemas.microsoft.com/office/drawing/2016/ink" xmlns:am3d="http://schemas.microsoft.com/office/drawing/2017/model3d" xmlns:o="urn:schemas-microsoft-com:office:office" xmlns:oel="http://schemas.microsoft.com/office/2019/extlst" xmlns:r="http://schemas.openxmlformats.org/officeDocument/2006/relationships" xmlns:m="http://schemas.openxmlformats.org/officeDocument/2006/math" xmlns:v="urn:schemas-microsoft-com:vml" xmlns:wp14="http://schemas.microsoft.com/office/word/2010/wordprocessingDrawing" xmlns:wp="http://schemas.openxmlformats.org/drawingml/2006/wordprocessingDrawing" xmlns:w10="urn:schemas-microsoft-com:office:word" xmlns:w="http://schemas.openxmlformats.org/wordprocessingml/2006/main" xmlns:w14="http://schemas.microsoft.com/office/word/2010/wordml" xmlns:w15="http://schemas.microsoft.com/office/word/2012/wordml" xmlns:w16cex="http://schemas.microsoft.com/office/word/2018/wordml/cex" xmlns:w16cid="http://schemas.microsoft.com/office/word/2016/wordml/cid" xmlns:w16="http://schemas.microsoft.com/office/word/2018/wordml" xmlns:w16du="http://schemas.microsoft.com/office/word/2023/wordml/word16du" xmlns:w16sdtdh="http://schemas.microsoft.com/office/word/2020/wordml/sdtdatahash" xmlns:w16sdtfl="http://schemas.microsoft.com/office/word/2024/wordml/sdtformatlock" xmlns:w16se="http://schemas.microsoft.com/office/word/2015/wordml/symex" xmlns:wpg="http://schemas.microsoft.com/office/word/2010/wordprocessingGroup" xmlns:wpi="http://schemas.microsoft.com/office/word/2010/wordprocessingInk" xmlns:wne="http://schemas.microsoft.com/office/word/2006/wordml" xmlns:wps="http://schemas.microsoft.com/office/word/2010/wordprocessingShape" mc:Ignorable="w14 w15 w16se w16cid w16 w16cex w16sdtdh w16sdtfl w16du wp14">
+  <w16cid:commentId w16cid:paraId="6E281CD9" w16cid:durableId="1F929083"/>
+  <w16cid:commentId w16cid:paraId="11647157" w16cid:durableId="4732061E"/>
+  <w16cid:commentId w16cid:paraId="43169CB9" w16cid:durableId="3BE16914"/>
+  <w16cid:commentId w16cid:paraId="797EDD93" w16cid:durableId="6CE71E8B"/>
+</w16cid:commentsIds>
+</file>
+
 <file path=word/endnotes.xml><?xml version="1.0" encoding="utf-8"?>
-<w:endnotes xmlns:wpc="http://schemas.microsoft.com/office/word/2010/wordprocessingCanvas" xmlns:cx="http://schemas.microsoft.com/office/drawing/2014/chartex" xmlns:cx1="http://schemas.microsoft.com/office/drawing/2015/9/8/chartex" xmlns:cx2="http://schemas.microsoft.com/office/drawing/2015/10/21/chartex" xmlns:cx3="http://schemas.microsoft.com/office/drawing/2016/5/9/chartex" xmlns:cx4="http://schemas.microsoft.com/office/drawing/2016/5/10/chartex" xmlns:cx5="http://schemas.microsoft.com/office/drawing/2016/5/11/chartex" xmlns:cx6="http://schemas.microsoft.com/office/drawing/2016/5/12/chartex" xmlns:cx7="http://schemas.microsoft.com/office/drawing/2016/5/13/chartex" xmlns:cx8="http://schemas.microsoft.com/office/drawing/2016/5/14/chartex" xmlns:mc="http://schemas.openxmlformats.org/markup-compatibility/2006" xmlns:aink="http://schemas.microsoft.com/office/drawing/2016/ink" xmlns:am3d="http://schemas.microsoft.com/office/drawing/2017/model3d" xmlns:o="urn:schemas-microsoft-com:office:office" xmlns:oel="http://schemas.microsoft.com/office/2019/extlst" xmlns:r="http://schemas.openxmlformats.org/officeDocument/2006/relationships" xmlns:m="http://schemas.openxmlformats.org/officeDocument/2006/math" xmlns:v="urn:schemas-microsoft-com:vml" xmlns:wp14="http://schemas.microsoft.com/office/word/2010/wordprocessingDrawing" xmlns:wp="http://schemas.openxmlformats.org/drawingml/2006/wordprocessingDrawing" xmlns:w10="urn:schemas-microsoft-com:office:word" xmlns:w="http://schemas.openxmlformats.org/wordprocessingml/2006/main" xmlns:w14="http://schemas.microsoft.com/office/word/2010/wordml" xmlns:w15="http://schemas.microsoft.com/office/word/2012/wordml" xmlns:w16cei="http://schemas.microsoft.com/office/word/2026/wordml/cei" xmlns:w16cex="http://schemas.microsoft.com/office/word/2018/wordml/cex" xmlns:w16cid="http://schemas.microsoft.com/office/word/2016/wordml/cid" xmlns:w16="http://schemas.microsoft.com/office/word/2018/wordml" xmlns:w16du="http://schemas.microsoft.com/office/word/2023/wordml/word16du" xmlns:w16sdtdh="http://schemas.microsoft.com/office/word/2020/wordml/sdtdatahash" xmlns:w16sdtfl="http://schemas.microsoft.com/office/word/2024/wordml/sdtformatlock" xmlns:w16se="http://schemas.microsoft.com/office/word/2015/wordml/symex" xmlns:wpg="http://schemas.microsoft.com/office/word/2010/wordprocessingGroup" xmlns:wpi="http://schemas.microsoft.com/office/word/2010/wordprocessingInk" xmlns:wne="http://schemas.microsoft.com/office/word/2006/wordml" xmlns:wps="http://schemas.microsoft.com/office/word/2010/wordprocessingShape" mc:Ignorable="w14 w15 w16se w16cid w16 w16cex w16sdtdh w16sdtfl w16du wp14">
+<w:endnotes xmlns:wpc="http://schemas.microsoft.com/office/word/2010/wordprocessingCanvas" xmlns:cx="http://schemas.microsoft.com/office/drawing/2014/chartex" xmlns:cx1="http://schemas.microsoft.com/office/drawing/2015/9/8/chartex" xmlns:cx2="http://schemas.microsoft.com/office/drawing/2015/10/21/chartex" xmlns:cx3="http://schemas.microsoft.com/office/drawing/2016/5/9/chartex" xmlns:cx4="http://schemas.microsoft.com/office/drawing/2016/5/10/chartex" xmlns:cx5="http://schemas.microsoft.com/office/drawing/2016/5/11/chartex" xmlns:cx6="http://schemas.microsoft.com/office/drawing/2016/5/12/chartex" xmlns:cx7="http://schemas.microsoft.com/office/drawing/2016/5/13/chartex" xmlns:cx8="http://schemas.microsoft.com/office/drawing/2016/5/14/chartex" xmlns:mc="http://schemas.openxmlformats.org/markup-compatibility/2006" xmlns:aink="http://schemas.microsoft.com/office/drawing/2016/ink" xmlns:am3d="http://schemas.microsoft.com/office/drawing/2017/model3d" xmlns:o="urn:schemas-microsoft-com:office:office" xmlns:oel="http://schemas.microsoft.com/office/2019/extlst" xmlns:r="http://schemas.openxmlformats.org/officeDocument/2006/relationships" xmlns:m="http://schemas.openxmlformats.org/officeDocument/2006/math" xmlns:v="urn:schemas-microsoft-com:vml" xmlns:wp14="http://schemas.microsoft.com/office/word/2010/wordprocessingDrawing" xmlns:wp="http://schemas.openxmlformats.org/drawingml/2006/wordprocessingDrawing" xmlns:w10="urn:schemas-microsoft-com:office:word" xmlns:w="http://schemas.openxmlformats.org/wordprocessingml/2006/main" xmlns:w14="http://schemas.microsoft.com/office/word/2010/wordml" xmlns:w15="http://schemas.microsoft.com/office/word/2012/wordml" xmlns:w16cex="http://schemas.microsoft.com/office/word/2018/wordml/cex" xmlns:w16cid="http://schemas.microsoft.com/office/word/2016/wordml/cid" xmlns:w16="http://schemas.microsoft.com/office/word/2018/wordml" xmlns:w16du="http://schemas.microsoft.com/office/word/2023/wordml/word16du" xmlns:w16sdtdh="http://schemas.microsoft.com/office/word/2020/wordml/sdtdatahash" xmlns:w16sdtfl="http://schemas.microsoft.com/office/word/2024/wordml/sdtformatlock" xmlns:w16se="http://schemas.microsoft.com/office/word/2015/wordml/symex" xmlns:wpg="http://schemas.microsoft.com/office/word/2010/wordprocessingGroup" xmlns:wpi="http://schemas.microsoft.com/office/word/2010/wordprocessingInk" xmlns:wne="http://schemas.microsoft.com/office/word/2006/wordml" xmlns:wps="http://schemas.microsoft.com/office/word/2010/wordprocessingShape" mc:Ignorable="w14 w15 w16se w16cid w16 w16cex w16sdtdh w16sdtfl w16du wp14">
   <w:endnote w:type="separator" w:id="-1">
     <w:p>
       <w:r>
@@ -19431,7 +19413,7 @@
 </file>
 
 <file path=word/footer1.xml><?xml version="1.0" encoding="utf-8"?>
-<w:ftr xmlns:wpc="http://schemas.microsoft.com/office/word/2010/wordprocessingCanvas" xmlns:cx="http://schemas.microsoft.com/office/drawing/2014/chartex" xmlns:cx1="http://schemas.microsoft.com/office/drawing/2015/9/8/chartex" xmlns:cx2="http://schemas.microsoft.com/office/drawing/2015/10/21/chartex" xmlns:cx3="http://schemas.microsoft.com/office/drawing/2016/5/9/chartex" xmlns:cx4="http://schemas.microsoft.com/office/drawing/2016/5/10/chartex" xmlns:cx5="http://schemas.microsoft.com/office/drawing/2016/5/11/chartex" xmlns:cx6="http://schemas.microsoft.com/office/drawing/2016/5/12/chartex" xmlns:cx7="http://schemas.microsoft.com/office/drawing/2016/5/13/chartex" xmlns:cx8="http://schemas.microsoft.com/office/drawing/2016/5/14/chartex" xmlns:mc="http://schemas.openxmlformats.org/markup-compatibility/2006" xmlns:aink="http://schemas.microsoft.com/office/drawing/2016/ink" xmlns:am3d="http://schemas.microsoft.com/office/drawing/2017/model3d" xmlns:o="urn:schemas-microsoft-com:office:office" xmlns:oel="http://schemas.microsoft.com/office/2019/extlst" xmlns:r="http://schemas.openxmlformats.org/officeDocument/2006/relationships" xmlns:m="http://schemas.openxmlformats.org/officeDocument/2006/math" xmlns:v="urn:schemas-microsoft-com:vml" xmlns:wp14="http://schemas.microsoft.com/office/word/2010/wordprocessingDrawing" xmlns:wp="http://schemas.openxmlformats.org/drawingml/2006/wordprocessingDrawing" xmlns:w10="urn:schemas-microsoft-com:office:word" xmlns:w="http://schemas.openxmlformats.org/wordprocessingml/2006/main" xmlns:w14="http://schemas.microsoft.com/office/word/2010/wordml" xmlns:w15="http://schemas.microsoft.com/office/word/2012/wordml" xmlns:w16cei="http://schemas.microsoft.com/office/word/2026/wordml/cei" xmlns:w16cex="http://schemas.microsoft.com/office/word/2018/wordml/cex" xmlns:w16cid="http://schemas.microsoft.com/office/word/2016/wordml/cid" xmlns:w16="http://schemas.microsoft.com/office/word/2018/wordml" xmlns:w16du="http://schemas.microsoft.com/office/word/2023/wordml/word16du" xmlns:w16sdtdh="http://schemas.microsoft.com/office/word/2020/wordml/sdtdatahash" xmlns:w16sdtfl="http://schemas.microsoft.com/office/word/2024/wordml/sdtformatlock" xmlns:w16se="http://schemas.microsoft.com/office/word/2015/wordml/symex" xmlns:wpg="http://schemas.microsoft.com/office/word/2010/wordprocessingGroup" xmlns:wpi="http://schemas.microsoft.com/office/word/2010/wordprocessingInk" xmlns:wne="http://schemas.microsoft.com/office/word/2006/wordml" xmlns:wps="http://schemas.microsoft.com/office/word/2010/wordprocessingShape" mc:Ignorable="w14 w15 w16se w16cid w16 w16cex w16sdtdh w16sdtfl w16du wp14">
+<w:ftr xmlns:wpc="http://schemas.microsoft.com/office/word/2010/wordprocessingCanvas" xmlns:cx="http://schemas.microsoft.com/office/drawing/2014/chartex" xmlns:cx1="http://schemas.microsoft.com/office/drawing/2015/9/8/chartex" xmlns:cx2="http://schemas.microsoft.com/office/drawing/2015/10/21/chartex" xmlns:cx3="http://schemas.microsoft.com/office/drawing/2016/5/9/chartex" xmlns:cx4="http://schemas.microsoft.com/office/drawing/2016/5/10/chartex" xmlns:cx5="http://schemas.microsoft.com/office/drawing/2016/5/11/chartex" xmlns:cx6="http://schemas.microsoft.com/office/drawing/2016/5/12/chartex" xmlns:cx7="http://schemas.microsoft.com/office/drawing/2016/5/13/chartex" xmlns:cx8="http://schemas.microsoft.com/office/drawing/2016/5/14/chartex" xmlns:mc="http://schemas.openxmlformats.org/markup-compatibility/2006" xmlns:aink="http://schemas.microsoft.com/office/drawing/2016/ink" xmlns:am3d="http://schemas.microsoft.com/office/drawing/2017/model3d" xmlns:o="urn:schemas-microsoft-com:office:office" xmlns:oel="http://schemas.microsoft.com/office/2019/extlst" xmlns:r="http://schemas.openxmlformats.org/officeDocument/2006/relationships" xmlns:m="http://schemas.openxmlformats.org/officeDocument/2006/math" xmlns:v="urn:schemas-microsoft-com:vml" xmlns:wp14="http://schemas.microsoft.com/office/word/2010/wordprocessingDrawing" xmlns:wp="http://schemas.openxmlformats.org/drawingml/2006/wordprocessingDrawing" xmlns:w10="urn:schemas-microsoft-com:office:word" xmlns:w="http://schemas.openxmlformats.org/wordprocessingml/2006/main" xmlns:w14="http://schemas.microsoft.com/office/word/2010/wordml" xmlns:w15="http://schemas.microsoft.com/office/word/2012/wordml" xmlns:w16cex="http://schemas.microsoft.com/office/word/2018/wordml/cex" xmlns:w16cid="http://schemas.microsoft.com/office/word/2016/wordml/cid" xmlns:w16="http://schemas.microsoft.com/office/word/2018/wordml" xmlns:w16du="http://schemas.microsoft.com/office/word/2023/wordml/word16du" xmlns:w16sdtdh="http://schemas.microsoft.com/office/word/2020/wordml/sdtdatahash" xmlns:w16sdtfl="http://schemas.microsoft.com/office/word/2024/wordml/sdtformatlock" xmlns:w16se="http://schemas.microsoft.com/office/word/2015/wordml/symex" xmlns:wpg="http://schemas.microsoft.com/office/word/2010/wordprocessingGroup" xmlns:wpi="http://schemas.microsoft.com/office/word/2010/wordprocessingInk" xmlns:wne="http://schemas.microsoft.com/office/word/2006/wordml" xmlns:wps="http://schemas.microsoft.com/office/word/2010/wordprocessingShape" mc:Ignorable="w14 w15 w16se w16cid w16 w16cex w16sdtdh w16sdtfl w16du wp14">
   <w:p>
     <w:pPr>
       <w:pStyle w:val="a3"/>
@@ -19528,7 +19510,7 @@
             </wp:anchor>
           </w:drawing>
         </mc:Choice>
-        <mc:Fallback>
+        <mc:Fallback xmlns:w16cei="http://schemas.microsoft.com/office/word/2026/wordml/cei">
           <w:pict>
             <v:shapetype w14:anchorId="31F6A534" id="_x0000_t202" coordsize="21600,21600" o:spt="202" path="m,l,21600r21600,l21600,xe">
               <v:stroke joinstyle="miter"/>
@@ -19587,7 +19569,7 @@
 </file>
 
 <file path=word/footer2.xml><?xml version="1.0" encoding="utf-8"?>
-<w:ftr xmlns:wpc="http://schemas.microsoft.com/office/word/2010/wordprocessingCanvas" xmlns:cx="http://schemas.microsoft.com/office/drawing/2014/chartex" xmlns:cx1="http://schemas.microsoft.com/office/drawing/2015/9/8/chartex" xmlns:cx2="http://schemas.microsoft.com/office/drawing/2015/10/21/chartex" xmlns:cx3="http://schemas.microsoft.com/office/drawing/2016/5/9/chartex" xmlns:cx4="http://schemas.microsoft.com/office/drawing/2016/5/10/chartex" xmlns:cx5="http://schemas.microsoft.com/office/drawing/2016/5/11/chartex" xmlns:cx6="http://schemas.microsoft.com/office/drawing/2016/5/12/chartex" xmlns:cx7="http://schemas.microsoft.com/office/drawing/2016/5/13/chartex" xmlns:cx8="http://schemas.microsoft.com/office/drawing/2016/5/14/chartex" xmlns:mc="http://schemas.openxmlformats.org/markup-compatibility/2006" xmlns:aink="http://schemas.microsoft.com/office/drawing/2016/ink" xmlns:am3d="http://schemas.microsoft.com/office/drawing/2017/model3d" xmlns:o="urn:schemas-microsoft-com:office:office" xmlns:oel="http://schemas.microsoft.com/office/2019/extlst" xmlns:r="http://schemas.openxmlformats.org/officeDocument/2006/relationships" xmlns:m="http://schemas.openxmlformats.org/officeDocument/2006/math" xmlns:v="urn:schemas-microsoft-com:vml" xmlns:wp14="http://schemas.microsoft.com/office/word/2010/wordprocessingDrawing" xmlns:wp="http://schemas.openxmlformats.org/drawingml/2006/wordprocessingDrawing" xmlns:w10="urn:schemas-microsoft-com:office:word" xmlns:w="http://schemas.openxmlformats.org/wordprocessingml/2006/main" xmlns:w14="http://schemas.microsoft.com/office/word/2010/wordml" xmlns:w15="http://schemas.microsoft.com/office/word/2012/wordml" xmlns:w16cei="http://schemas.microsoft.com/office/word/2026/wordml/cei" xmlns:w16cex="http://schemas.microsoft.com/office/word/2018/wordml/cex" xmlns:w16cid="http://schemas.microsoft.com/office/word/2016/wordml/cid" xmlns:w16="http://schemas.microsoft.com/office/word/2018/wordml" xmlns:w16du="http://schemas.microsoft.com/office/word/2023/wordml/word16du" xmlns:w16sdtdh="http://schemas.microsoft.com/office/word/2020/wordml/sdtdatahash" xmlns:w16sdtfl="http://schemas.microsoft.com/office/word/2024/wordml/sdtformatlock" xmlns:w16se="http://schemas.microsoft.com/office/word/2015/wordml/symex" xmlns:wpg="http://schemas.microsoft.com/office/word/2010/wordprocessingGroup" xmlns:wpi="http://schemas.microsoft.com/office/word/2010/wordprocessingInk" xmlns:wne="http://schemas.microsoft.com/office/word/2006/wordml" xmlns:wps="http://schemas.microsoft.com/office/word/2010/wordprocessingShape" mc:Ignorable="w14 w15 w16se w16cid w16 w16cex w16sdtdh w16sdtfl w16du wp14">
+<w:ftr xmlns:wpc="http://schemas.microsoft.com/office/word/2010/wordprocessingCanvas" xmlns:cx="http://schemas.microsoft.com/office/drawing/2014/chartex" xmlns:cx1="http://schemas.microsoft.com/office/drawing/2015/9/8/chartex" xmlns:cx2="http://schemas.microsoft.com/office/drawing/2015/10/21/chartex" xmlns:cx3="http://schemas.microsoft.com/office/drawing/2016/5/9/chartex" xmlns:cx4="http://schemas.microsoft.com/office/drawing/2016/5/10/chartex" xmlns:cx5="http://schemas.microsoft.com/office/drawing/2016/5/11/chartex" xmlns:cx6="http://schemas.microsoft.com/office/drawing/2016/5/12/chartex" xmlns:cx7="http://schemas.microsoft.com/office/drawing/2016/5/13/chartex" xmlns:cx8="http://schemas.microsoft.com/office/drawing/2016/5/14/chartex" xmlns:mc="http://schemas.openxmlformats.org/markup-compatibility/2006" xmlns:aink="http://schemas.microsoft.com/office/drawing/2016/ink" xmlns:am3d="http://schemas.microsoft.com/office/drawing/2017/model3d" xmlns:o="urn:schemas-microsoft-com:office:office" xmlns:oel="http://schemas.microsoft.com/office/2019/extlst" xmlns:r="http://schemas.openxmlformats.org/officeDocument/2006/relationships" xmlns:m="http://schemas.openxmlformats.org/officeDocument/2006/math" xmlns:v="urn:schemas-microsoft-com:vml" xmlns:wp14="http://schemas.microsoft.com/office/word/2010/wordprocessingDrawing" xmlns:wp="http://schemas.openxmlformats.org/drawingml/2006/wordprocessingDrawing" xmlns:w10="urn:schemas-microsoft-com:office:word" xmlns:w="http://schemas.openxmlformats.org/wordprocessingml/2006/main" xmlns:w14="http://schemas.microsoft.com/office/word/2010/wordml" xmlns:w15="http://schemas.microsoft.com/office/word/2012/wordml" xmlns:w16cex="http://schemas.microsoft.com/office/word/2018/wordml/cex" xmlns:w16cid="http://schemas.microsoft.com/office/word/2016/wordml/cid" xmlns:w16="http://schemas.microsoft.com/office/word/2018/wordml" xmlns:w16du="http://schemas.microsoft.com/office/word/2023/wordml/word16du" xmlns:w16sdtdh="http://schemas.microsoft.com/office/word/2020/wordml/sdtdatahash" xmlns:w16sdtfl="http://schemas.microsoft.com/office/word/2024/wordml/sdtformatlock" xmlns:w16se="http://schemas.microsoft.com/office/word/2015/wordml/symex" xmlns:wpg="http://schemas.microsoft.com/office/word/2010/wordprocessingGroup" xmlns:wpi="http://schemas.microsoft.com/office/word/2010/wordprocessingInk" xmlns:wne="http://schemas.microsoft.com/office/word/2006/wordml" xmlns:wps="http://schemas.microsoft.com/office/word/2010/wordprocessingShape" mc:Ignorable="w14 w15 w16se w16cid w16 w16cex w16sdtdh w16sdtfl w16du wp14">
   <w:p>
     <w:pPr>
       <w:pStyle w:val="a3"/>
@@ -19601,7 +19583,7 @@
 </file>
 
 <file path=word/footer3.xml><?xml version="1.0" encoding="utf-8"?>
-<w:ftr xmlns:wpc="http://schemas.microsoft.com/office/word/2010/wordprocessingCanvas" xmlns:cx="http://schemas.microsoft.com/office/drawing/2014/chartex" xmlns:cx1="http://schemas.microsoft.com/office/drawing/2015/9/8/chartex" xmlns:cx2="http://schemas.microsoft.com/office/drawing/2015/10/21/chartex" xmlns:cx3="http://schemas.microsoft.com/office/drawing/2016/5/9/chartex" xmlns:cx4="http://schemas.microsoft.com/office/drawing/2016/5/10/chartex" xmlns:cx5="http://schemas.microsoft.com/office/drawing/2016/5/11/chartex" xmlns:cx6="http://schemas.microsoft.com/office/drawing/2016/5/12/chartex" xmlns:cx7="http://schemas.microsoft.com/office/drawing/2016/5/13/chartex" xmlns:cx8="http://schemas.microsoft.com/office/drawing/2016/5/14/chartex" xmlns:mc="http://schemas.openxmlformats.org/markup-compatibility/2006" xmlns:aink="http://schemas.microsoft.com/office/drawing/2016/ink" xmlns:am3d="http://schemas.microsoft.com/office/drawing/2017/model3d" xmlns:o="urn:schemas-microsoft-com:office:office" xmlns:oel="http://schemas.microsoft.com/office/2019/extlst" xmlns:r="http://schemas.openxmlformats.org/officeDocument/2006/relationships" xmlns:m="http://schemas.openxmlformats.org/officeDocument/2006/math" xmlns:v="urn:schemas-microsoft-com:vml" xmlns:wp14="http://schemas.microsoft.com/office/word/2010/wordprocessingDrawing" xmlns:wp="http://schemas.openxmlformats.org/drawingml/2006/wordprocessingDrawing" xmlns:w10="urn:schemas-microsoft-com:office:word" xmlns:w="http://schemas.openxmlformats.org/wordprocessingml/2006/main" xmlns:w14="http://schemas.microsoft.com/office/word/2010/wordml" xmlns:w15="http://schemas.microsoft.com/office/word/2012/wordml" xmlns:w16cei="http://schemas.microsoft.com/office/word/2026/wordml/cei" xmlns:w16cex="http://schemas.microsoft.com/office/word/2018/wordml/cex" xmlns:w16cid="http://schemas.microsoft.com/office/word/2016/wordml/cid" xmlns:w16="http://schemas.microsoft.com/office/word/2018/wordml" xmlns:w16du="http://schemas.microsoft.com/office/word/2023/wordml/word16du" xmlns:w16sdtdh="http://schemas.microsoft.com/office/word/2020/wordml/sdtdatahash" xmlns:w16sdtfl="http://schemas.microsoft.com/office/word/2024/wordml/sdtformatlock" xmlns:w16se="http://schemas.microsoft.com/office/word/2015/wordml/symex" xmlns:wpg="http://schemas.microsoft.com/office/word/2010/wordprocessingGroup" xmlns:wpi="http://schemas.microsoft.com/office/word/2010/wordprocessingInk" xmlns:wne="http://schemas.microsoft.com/office/word/2006/wordml" xmlns:wps="http://schemas.microsoft.com/office/word/2010/wordprocessingShape" mc:Ignorable="w14 w15 w16se w16cid w16 w16cex w16sdtdh w16sdtfl w16du wp14">
+<w:ftr xmlns:wpc="http://schemas.microsoft.com/office/word/2010/wordprocessingCanvas" xmlns:cx="http://schemas.microsoft.com/office/drawing/2014/chartex" xmlns:cx1="http://schemas.microsoft.com/office/drawing/2015/9/8/chartex" xmlns:cx2="http://schemas.microsoft.com/office/drawing/2015/10/21/chartex" xmlns:cx3="http://schemas.microsoft.com/office/drawing/2016/5/9/chartex" xmlns:cx4="http://schemas.microsoft.com/office/drawing/2016/5/10/chartex" xmlns:cx5="http://schemas.microsoft.com/office/drawing/2016/5/11/chartex" xmlns:cx6="http://schemas.microsoft.com/office/drawing/2016/5/12/chartex" xmlns:cx7="http://schemas.microsoft.com/office/drawing/2016/5/13/chartex" xmlns:cx8="http://schemas.microsoft.com/office/drawing/2016/5/14/chartex" xmlns:mc="http://schemas.openxmlformats.org/markup-compatibility/2006" xmlns:aink="http://schemas.microsoft.com/office/drawing/2016/ink" xmlns:am3d="http://schemas.microsoft.com/office/drawing/2017/model3d" xmlns:o="urn:schemas-microsoft-com:office:office" xmlns:oel="http://schemas.microsoft.com/office/2019/extlst" xmlns:r="http://schemas.openxmlformats.org/officeDocument/2006/relationships" xmlns:m="http://schemas.openxmlformats.org/officeDocument/2006/math" xmlns:v="urn:schemas-microsoft-com:vml" xmlns:wp14="http://schemas.microsoft.com/office/word/2010/wordprocessingDrawing" xmlns:wp="http://schemas.openxmlformats.org/drawingml/2006/wordprocessingDrawing" xmlns:w10="urn:schemas-microsoft-com:office:word" xmlns:w="http://schemas.openxmlformats.org/wordprocessingml/2006/main" xmlns:w14="http://schemas.microsoft.com/office/word/2010/wordml" xmlns:w15="http://schemas.microsoft.com/office/word/2012/wordml" xmlns:w16cex="http://schemas.microsoft.com/office/word/2018/wordml/cex" xmlns:w16cid="http://schemas.microsoft.com/office/word/2016/wordml/cid" xmlns:w16="http://schemas.microsoft.com/office/word/2018/wordml" xmlns:w16du="http://schemas.microsoft.com/office/word/2023/wordml/word16du" xmlns:w16sdtdh="http://schemas.microsoft.com/office/word/2020/wordml/sdtdatahash" xmlns:w16sdtfl="http://schemas.microsoft.com/office/word/2024/wordml/sdtformatlock" xmlns:w16se="http://schemas.microsoft.com/office/word/2015/wordml/symex" xmlns:wpg="http://schemas.microsoft.com/office/word/2010/wordprocessingGroup" xmlns:wpi="http://schemas.microsoft.com/office/word/2010/wordprocessingInk" xmlns:wne="http://schemas.microsoft.com/office/word/2006/wordml" xmlns:wps="http://schemas.microsoft.com/office/word/2010/wordprocessingShape" mc:Ignorable="w14 w15 w16se w16cid w16 w16cex w16sdtdh w16sdtfl w16du wp14">
   <w:p>
     <w:pPr>
       <w:pStyle w:val="a3"/>
@@ -19678,7 +19660,7 @@
             </wp:anchor>
           </w:drawing>
         </mc:Choice>
-        <mc:Fallback>
+        <mc:Fallback xmlns:w16cei="http://schemas.microsoft.com/office/word/2026/wordml/cei">
           <w:pict>
             <v:shapetype w14:anchorId="6F311BD6" id="_x0000_t202" coordsize="21600,21600" o:spt="202" path="m,l,21600r21600,l21600,xe">
               <v:stroke joinstyle="miter"/>
@@ -19717,7 +19699,7 @@
 </file>
 
 <file path=word/footnotes.xml><?xml version="1.0" encoding="utf-8"?>
-<w:footnotes xmlns:wpc="http://schemas.microsoft.com/office/word/2010/wordprocessingCanvas" xmlns:cx="http://schemas.microsoft.com/office/drawing/2014/chartex" xmlns:cx1="http://schemas.microsoft.com/office/drawing/2015/9/8/chartex" xmlns:cx2="http://schemas.microsoft.com/office/drawing/2015/10/21/chartex" xmlns:cx3="http://schemas.microsoft.com/office/drawing/2016/5/9/chartex" xmlns:cx4="http://schemas.microsoft.com/office/drawing/2016/5/10/chartex" xmlns:cx5="http://schemas.microsoft.com/office/drawing/2016/5/11/chartex" xmlns:cx6="http://schemas.microsoft.com/office/drawing/2016/5/12/chartex" xmlns:cx7="http://schemas.microsoft.com/office/drawing/2016/5/13/chartex" xmlns:cx8="http://schemas.microsoft.com/office/drawing/2016/5/14/chartex" xmlns:mc="http://schemas.openxmlformats.org/markup-compatibility/2006" xmlns:aink="http://schemas.microsoft.com/office/drawing/2016/ink" xmlns:am3d="http://schemas.microsoft.com/office/drawing/2017/model3d" xmlns:o="urn:schemas-microsoft-com:office:office" xmlns:oel="http://schemas.microsoft.com/office/2019/extlst" xmlns:r="http://schemas.openxmlformats.org/officeDocument/2006/relationships" xmlns:m="http://schemas.openxmlformats.org/officeDocument/2006/math" xmlns:v="urn:schemas-microsoft-com:vml" xmlns:wp14="http://schemas.microsoft.com/office/word/2010/wordprocessingDrawing" xmlns:wp="http://schemas.openxmlformats.org/drawingml/2006/wordprocessingDrawing" xmlns:w10="urn:schemas-microsoft-com:office:word" xmlns:w="http://schemas.openxmlformats.org/wordprocessingml/2006/main" xmlns:w14="http://schemas.microsoft.com/office/word/2010/wordml" xmlns:w15="http://schemas.microsoft.com/office/word/2012/wordml" xmlns:w16cei="http://schemas.microsoft.com/office/word/2026/wordml/cei" xmlns:w16cex="http://schemas.microsoft.com/office/word/2018/wordml/cex" xmlns:w16cid="http://schemas.microsoft.com/office/word/2016/wordml/cid" xmlns:w16="http://schemas.microsoft.com/office/word/2018/wordml" xmlns:w16du="http://schemas.microsoft.com/office/word/2023/wordml/word16du" xmlns:w16sdtdh="http://schemas.microsoft.com/office/word/2020/wordml/sdtdatahash" xmlns:w16sdtfl="http://schemas.microsoft.com/office/word/2024/wordml/sdtformatlock" xmlns:w16se="http://schemas.microsoft.com/office/word/2015/wordml/symex" xmlns:wpg="http://schemas.microsoft.com/office/word/2010/wordprocessingGroup" xmlns:wpi="http://schemas.microsoft.com/office/word/2010/wordprocessingInk" xmlns:wne="http://schemas.microsoft.com/office/word/2006/wordml" xmlns:wps="http://schemas.microsoft.com/office/word/2010/wordprocessingShape" mc:Ignorable="w14 w15 w16se w16cid w16 w16cex w16sdtdh w16sdtfl w16du wp14">
+<w:footnotes xmlns:wpc="http://schemas.microsoft.com/office/word/2010/wordprocessingCanvas" xmlns:cx="http://schemas.microsoft.com/office/drawing/2014/chartex" xmlns:cx1="http://schemas.microsoft.com/office/drawing/2015/9/8/chartex" xmlns:cx2="http://schemas.microsoft.com/office/drawing/2015/10/21/chartex" xmlns:cx3="http://schemas.microsoft.com/office/drawing/2016/5/9/chartex" xmlns:cx4="http://schemas.microsoft.com/office/drawing/2016/5/10/chartex" xmlns:cx5="http://schemas.microsoft.com/office/drawing/2016/5/11/chartex" xmlns:cx6="http://schemas.microsoft.com/office/drawing/2016/5/12/chartex" xmlns:cx7="http://schemas.microsoft.com/office/drawing/2016/5/13/chartex" xmlns:cx8="http://schemas.microsoft.com/office/drawing/2016/5/14/chartex" xmlns:mc="http://schemas.openxmlformats.org/markup-compatibility/2006" xmlns:aink="http://schemas.microsoft.com/office/drawing/2016/ink" xmlns:am3d="http://schemas.microsoft.com/office/drawing/2017/model3d" xmlns:o="urn:schemas-microsoft-com:office:office" xmlns:oel="http://schemas.microsoft.com/office/2019/extlst" xmlns:r="http://schemas.openxmlformats.org/officeDocument/2006/relationships" xmlns:m="http://schemas.openxmlformats.org/officeDocument/2006/math" xmlns:v="urn:schemas-microsoft-com:vml" xmlns:wp14="http://schemas.microsoft.com/office/word/2010/wordprocessingDrawing" xmlns:wp="http://schemas.openxmlformats.org/drawingml/2006/wordprocessingDrawing" xmlns:w10="urn:schemas-microsoft-com:office:word" xmlns:w="http://schemas.openxmlformats.org/wordprocessingml/2006/main" xmlns:w14="http://schemas.microsoft.com/office/word/2010/wordml" xmlns:w15="http://schemas.microsoft.com/office/word/2012/wordml" xmlns:w16cex="http://schemas.microsoft.com/office/word/2018/wordml/cex" xmlns:w16cid="http://schemas.microsoft.com/office/word/2016/wordml/cid" xmlns:w16="http://schemas.microsoft.com/office/word/2018/wordml" xmlns:w16du="http://schemas.microsoft.com/office/word/2023/wordml/word16du" xmlns:w16sdtdh="http://schemas.microsoft.com/office/word/2020/wordml/sdtdatahash" xmlns:w16sdtfl="http://schemas.microsoft.com/office/word/2024/wordml/sdtformatlock" xmlns:w16se="http://schemas.microsoft.com/office/word/2015/wordml/symex" xmlns:wpg="http://schemas.microsoft.com/office/word/2010/wordprocessingGroup" xmlns:wpi="http://schemas.microsoft.com/office/word/2010/wordprocessingInk" xmlns:wne="http://schemas.microsoft.com/office/word/2006/wordml" xmlns:wps="http://schemas.microsoft.com/office/word/2010/wordprocessingShape" mc:Ignorable="w14 w15 w16se w16cid w16 w16cex w16sdtdh w16sdtfl w16du wp14">
   <w:footnote w:type="separator" w:id="-1">
     <w:p>
       <w:r>
@@ -19736,7 +19718,7 @@
 </file>
 
 <file path=word/numbering.xml><?xml version="1.0" encoding="utf-8"?>
-<w:numbering xmlns:wpc="http://schemas.microsoft.com/office/word/2010/wordprocessingCanvas" xmlns:cx="http://schemas.microsoft.com/office/drawing/2014/chartex" xmlns:cx1="http://schemas.microsoft.com/office/drawing/2015/9/8/chartex" xmlns:cx2="http://schemas.microsoft.com/office/drawing/2015/10/21/chartex" xmlns:cx3="http://schemas.microsoft.com/office/drawing/2016/5/9/chartex" xmlns:cx4="http://schemas.microsoft.com/office/drawing/2016/5/10/chartex" xmlns:cx5="http://schemas.microsoft.com/office/drawing/2016/5/11/chartex" xmlns:cx6="http://schemas.microsoft.com/office/drawing/2016/5/12/chartex" xmlns:cx7="http://schemas.microsoft.com/office/drawing/2016/5/13/chartex" xmlns:cx8="http://schemas.microsoft.com/office/drawing/2016/5/14/chartex" xmlns:mc="http://schemas.openxmlformats.org/markup-compatibility/2006" xmlns:aink="http://schemas.microsoft.com/office/drawing/2016/ink" xmlns:am3d="http://schemas.microsoft.com/office/drawing/2017/model3d" xmlns:o="urn:schemas-microsoft-com:office:office" xmlns:oel="http://schemas.microsoft.com/office/2019/extlst" xmlns:r="http://schemas.openxmlformats.org/officeDocument/2006/relationships" xmlns:m="http://schemas.openxmlformats.org/officeDocument/2006/math" xmlns:v="urn:schemas-microsoft-com:vml" xmlns:wp14="http://schemas.microsoft.com/office/word/2010/wordprocessingDrawing" xmlns:wp="http://schemas.openxmlformats.org/drawingml/2006/wordprocessingDrawing" xmlns:w10="urn:schemas-microsoft-com:office:word" xmlns:w="http://schemas.openxmlformats.org/wordprocessingml/2006/main" xmlns:w14="http://schemas.microsoft.com/office/word/2010/wordml" xmlns:w15="http://schemas.microsoft.com/office/word/2012/wordml" xmlns:w16cei="http://schemas.microsoft.com/office/word/2026/wordml/cei" xmlns:w16cex="http://schemas.microsoft.com/office/word/2018/wordml/cex" xmlns:w16cid="http://schemas.microsoft.com/office/word/2016/wordml/cid" xmlns:w16="http://schemas.microsoft.com/office/word/2018/wordml" xmlns:w16du="http://schemas.microsoft.com/office/word/2023/wordml/word16du" xmlns:w16sdtdh="http://schemas.microsoft.com/office/word/2020/wordml/sdtdatahash" xmlns:w16sdtfl="http://schemas.microsoft.com/office/word/2024/wordml/sdtformatlock" xmlns:w16se="http://schemas.microsoft.com/office/word/2015/wordml/symex" xmlns:wpg="http://schemas.microsoft.com/office/word/2010/wordprocessingGroup" xmlns:wpi="http://schemas.microsoft.com/office/word/2010/wordprocessingInk" xmlns:wne="http://schemas.microsoft.com/office/word/2006/wordml" xmlns:wps="http://schemas.microsoft.com/office/word/2010/wordprocessingShape" mc:Ignorable="w14 w15 w16se w16cid w16 w16cex w16sdtdh w16sdtfl w16du wp14">
+<w:numbering xmlns:wpc="http://schemas.microsoft.com/office/word/2010/wordprocessingCanvas" xmlns:cx="http://schemas.microsoft.com/office/drawing/2014/chartex" xmlns:cx1="http://schemas.microsoft.com/office/drawing/2015/9/8/chartex" xmlns:cx2="http://schemas.microsoft.com/office/drawing/2015/10/21/chartex" xmlns:cx3="http://schemas.microsoft.com/office/drawing/2016/5/9/chartex" xmlns:cx4="http://schemas.microsoft.com/office/drawing/2016/5/10/chartex" xmlns:cx5="http://schemas.microsoft.com/office/drawing/2016/5/11/chartex" xmlns:cx6="http://schemas.microsoft.com/office/drawing/2016/5/12/chartex" xmlns:cx7="http://schemas.microsoft.com/office/drawing/2016/5/13/chartex" xmlns:cx8="http://schemas.microsoft.com/office/drawing/2016/5/14/chartex" xmlns:mc="http://schemas.openxmlformats.org/markup-compatibility/2006" xmlns:aink="http://schemas.microsoft.com/office/drawing/2016/ink" xmlns:am3d="http://schemas.microsoft.com/office/drawing/2017/model3d" xmlns:o="urn:schemas-microsoft-com:office:office" xmlns:oel="http://schemas.microsoft.com/office/2019/extlst" xmlns:r="http://schemas.openxmlformats.org/officeDocument/2006/relationships" xmlns:m="http://schemas.openxmlformats.org/officeDocument/2006/math" xmlns:v="urn:schemas-microsoft-com:vml" xmlns:wp14="http://schemas.microsoft.com/office/word/2010/wordprocessingDrawing" xmlns:wp="http://schemas.openxmlformats.org/drawingml/2006/wordprocessingDrawing" xmlns:w10="urn:schemas-microsoft-com:office:word" xmlns:w="http://schemas.openxmlformats.org/wordprocessingml/2006/main" xmlns:w14="http://schemas.microsoft.com/office/word/2010/wordml" xmlns:w15="http://schemas.microsoft.com/office/word/2012/wordml" xmlns:w16cex="http://schemas.microsoft.com/office/word/2018/wordml/cex" xmlns:w16cid="http://schemas.microsoft.com/office/word/2016/wordml/cid" xmlns:w16="http://schemas.microsoft.com/office/word/2018/wordml" xmlns:w16du="http://schemas.microsoft.com/office/word/2023/wordml/word16du" xmlns:w16sdtdh="http://schemas.microsoft.com/office/word/2020/wordml/sdtdatahash" xmlns:w16sdtfl="http://schemas.microsoft.com/office/word/2024/wordml/sdtformatlock" xmlns:w16se="http://schemas.microsoft.com/office/word/2015/wordml/symex" xmlns:wpg="http://schemas.microsoft.com/office/word/2010/wordprocessingGroup" xmlns:wpi="http://schemas.microsoft.com/office/word/2010/wordprocessingInk" xmlns:wne="http://schemas.microsoft.com/office/word/2006/wordml" xmlns:wps="http://schemas.microsoft.com/office/word/2010/wordprocessingShape" mc:Ignorable="w14 w15 w16se w16cid w16 w16cex w16sdtdh w16sdtfl w16du wp14">
   <w:abstractNum w:abstractNumId="0" w15:restartNumberingAfterBreak="0">
     <w:nsid w:val="02762A5C"/>
     <w:multiLevelType w:val="hybridMultilevel"/>
@@ -24484,6 +24466,14 @@
     <w:abstractNumId w:val="33"/>
   </w:num>
 </w:numbering>
+</file>
+
+<file path=word/people.xml><?xml version="1.0" encoding="utf-8"?>
+<w15:people xmlns:wpc="http://schemas.microsoft.com/office/word/2010/wordprocessingCanvas" xmlns:cx="http://schemas.microsoft.com/office/drawing/2014/chartex" xmlns:cx1="http://schemas.microsoft.com/office/drawing/2015/9/8/chartex" xmlns:cx2="http://schemas.microsoft.com/office/drawing/2015/10/21/chartex" xmlns:cx3="http://schemas.microsoft.com/office/drawing/2016/5/9/chartex" xmlns:cx4="http://schemas.microsoft.com/office/drawing/2016/5/10/chartex" xmlns:cx5="http://schemas.microsoft.com/office/drawing/2016/5/11/chartex" xmlns:cx6="http://schemas.microsoft.com/office/drawing/2016/5/12/chartex" xmlns:cx7="http://schemas.microsoft.com/office/drawing/2016/5/13/chartex" xmlns:cx8="http://schemas.microsoft.com/office/drawing/2016/5/14/chartex" xmlns:mc="http://schemas.openxmlformats.org/markup-compatibility/2006" xmlns:aink="http://schemas.microsoft.com/office/drawing/2016/ink" xmlns:am3d="http://schemas.microsoft.com/office/drawing/2017/model3d" xmlns:o="urn:schemas-microsoft-com:office:office" xmlns:oel="http://schemas.microsoft.com/office/2019/extlst" xmlns:r="http://schemas.openxmlformats.org/officeDocument/2006/relationships" xmlns:m="http://schemas.openxmlformats.org/officeDocument/2006/math" xmlns:v="urn:schemas-microsoft-com:vml" xmlns:wp14="http://schemas.microsoft.com/office/word/2010/wordprocessingDrawing" xmlns:wp="http://schemas.openxmlformats.org/drawingml/2006/wordprocessingDrawing" xmlns:w10="urn:schemas-microsoft-com:office:word" xmlns:w="http://schemas.openxmlformats.org/wordprocessingml/2006/main" xmlns:w14="http://schemas.microsoft.com/office/word/2010/wordml" xmlns:w15="http://schemas.microsoft.com/office/word/2012/wordml" xmlns:w16cex="http://schemas.microsoft.com/office/word/2018/wordml/cex" xmlns:w16cid="http://schemas.microsoft.com/office/word/2016/wordml/cid" xmlns:w16="http://schemas.microsoft.com/office/word/2018/wordml" xmlns:w16du="http://schemas.microsoft.com/office/word/2023/wordml/word16du" xmlns:w16sdtdh="http://schemas.microsoft.com/office/word/2020/wordml/sdtdatahash" xmlns:w16sdtfl="http://schemas.microsoft.com/office/word/2024/wordml/sdtformatlock" xmlns:w16se="http://schemas.microsoft.com/office/word/2015/wordml/symex" xmlns:wpg="http://schemas.microsoft.com/office/word/2010/wordprocessingGroup" xmlns:wpi="http://schemas.microsoft.com/office/word/2010/wordprocessingInk" xmlns:wne="http://schemas.microsoft.com/office/word/2006/wordml" xmlns:wps="http://schemas.microsoft.com/office/word/2010/wordprocessingShape" mc:Ignorable="w14 w15 w16se w16cid w16 w16cex w16sdtdh w16sdtfl w16du wp14">
+  <w15:person w15:author="Kalentyev Alexey">
+    <w15:presenceInfo w15:providerId="Windows Live" w15:userId="da819b8650d7d997"/>
+  </w15:person>
+</w15:people>
 </file>
 
 <file path=word/styles.xml><?xml version="1.0" encoding="utf-8"?>
@@ -25188,6 +25178,73 @@
       <w:lang w:val="ru-RU"/>
     </w:rPr>
   </w:style>
+  <w:style w:type="character" w:styleId="ab">
+    <w:name w:val="annotation reference"/>
+    <w:basedOn w:val="a0"/>
+    <w:uiPriority w:val="99"/>
+    <w:semiHidden/>
+    <w:unhideWhenUsed/>
+    <w:rsid w:val="001326D0"/>
+    <w:rPr>
+      <w:sz w:val="16"/>
+      <w:szCs w:val="16"/>
+    </w:rPr>
+  </w:style>
+  <w:style w:type="paragraph" w:styleId="ac">
+    <w:name w:val="annotation text"/>
+    <w:basedOn w:val="a"/>
+    <w:link w:val="ad"/>
+    <w:uiPriority w:val="99"/>
+    <w:unhideWhenUsed/>
+    <w:rsid w:val="001326D0"/>
+    <w:rPr>
+      <w:sz w:val="20"/>
+      <w:szCs w:val="20"/>
+    </w:rPr>
+  </w:style>
+  <w:style w:type="character" w:customStyle="1" w:styleId="ad">
+    <w:name w:val="Текст примечания Знак"/>
+    <w:basedOn w:val="a0"/>
+    <w:link w:val="ac"/>
+    <w:uiPriority w:val="99"/>
+    <w:rsid w:val="001326D0"/>
+    <w:rPr>
+      <w:rFonts w:ascii="Times New Roman" w:eastAsia="Times New Roman" w:hAnsi="Times New Roman" w:cs="Times New Roman"/>
+      <w:sz w:val="20"/>
+      <w:szCs w:val="20"/>
+      <w:lang w:val="ru-RU"/>
+    </w:rPr>
+  </w:style>
+  <w:style w:type="paragraph" w:styleId="ae">
+    <w:name w:val="annotation subject"/>
+    <w:basedOn w:val="ac"/>
+    <w:next w:val="ac"/>
+    <w:link w:val="af"/>
+    <w:uiPriority w:val="99"/>
+    <w:semiHidden/>
+    <w:unhideWhenUsed/>
+    <w:rsid w:val="001326D0"/>
+    <w:rPr>
+      <w:b/>
+      <w:bCs/>
+    </w:rPr>
+  </w:style>
+  <w:style w:type="character" w:customStyle="1" w:styleId="af">
+    <w:name w:val="Тема примечания Знак"/>
+    <w:basedOn w:val="ad"/>
+    <w:link w:val="ae"/>
+    <w:uiPriority w:val="99"/>
+    <w:semiHidden/>
+    <w:rsid w:val="001326D0"/>
+    <w:rPr>
+      <w:rFonts w:ascii="Times New Roman" w:eastAsia="Times New Roman" w:hAnsi="Times New Roman" w:cs="Times New Roman"/>
+      <w:b/>
+      <w:bCs/>
+      <w:sz w:val="20"/>
+      <w:szCs w:val="20"/>
+      <w:lang w:val="ru-RU"/>
+    </w:rPr>
+  </w:style>
 </w:styles>
 </file>
 
